--- a/fuentes/633400_CF09_AD.docx
+++ b/fuentes/633400_CF09_AD.docx
@@ -1,6 +1,6 @@
 
 <file path=word/document.xml><?xml version="1.0" encoding="utf-8"?>
-<w:document xmlns:wpc="http://schemas.microsoft.com/office/word/2010/wordprocessingCanvas" xmlns:cx="http://schemas.microsoft.com/office/drawing/2014/chartex" xmlns:cx1="http://schemas.microsoft.com/office/drawing/2015/9/8/chartex" xmlns:cx2="http://schemas.microsoft.com/office/drawing/2015/10/21/chartex" xmlns:cx3="http://schemas.microsoft.com/office/drawing/2016/5/9/chartex" xmlns:cx4="http://schemas.microsoft.com/office/drawing/2016/5/10/chartex" xmlns:cx5="http://schemas.microsoft.com/office/drawing/2016/5/11/chartex" xmlns:cx6="http://schemas.microsoft.com/office/drawing/2016/5/12/chartex" xmlns:cx7="http://schemas.microsoft.com/office/drawing/2016/5/13/chartex" xmlns:cx8="http://schemas.microsoft.com/office/drawing/2016/5/14/chartex" xmlns:mc="http://schemas.openxmlformats.org/markup-compatibility/2006" xmlns:aink="http://schemas.microsoft.com/office/drawing/2016/ink" xmlns:am3d="http://schemas.microsoft.com/office/drawing/2017/model3d" xmlns:o="urn:schemas-microsoft-com:office:office" xmlns:oel="http://schemas.microsoft.com/office/2019/extlst" xmlns:r="http://schemas.openxmlformats.org/officeDocument/2006/relationships" xmlns:m="http://schemas.openxmlformats.org/officeDocument/2006/math" xmlns:v="urn:schemas-microsoft-com:vml" xmlns:wp14="http://schemas.microsoft.com/office/word/2010/wordprocessingDrawing" xmlns:wp="http://schemas.openxmlformats.org/drawingml/2006/wordprocessingDrawing" xmlns:w10="urn:schemas-microsoft-com:office:word" xmlns:w="http://schemas.openxmlformats.org/wordprocessingml/2006/main" xmlns:w14="http://schemas.microsoft.com/office/word/2010/wordml" xmlns:w15="http://schemas.microsoft.com/office/word/2012/wordml" xmlns:w16cex="http://schemas.microsoft.com/office/word/2018/wordml/cex" xmlns:w16cid="http://schemas.microsoft.com/office/word/2016/wordml/cid" xmlns:w16="http://schemas.microsoft.com/office/word/2018/wordml" xmlns:w16du="http://schemas.microsoft.com/office/word/2023/wordml/word16du" xmlns:w16sdtdh="http://schemas.microsoft.com/office/word/2020/wordml/sdtdatahash" xmlns:w16sdtfl="http://schemas.microsoft.com/office/word/2024/wordml/sdtformatlock" xmlns:w16se="http://schemas.microsoft.com/office/word/2015/wordml/symex" xmlns:wpg="http://schemas.microsoft.com/office/word/2010/wordprocessingGroup" xmlns:wpi="http://schemas.microsoft.com/office/word/2010/wordprocessingInk" xmlns:wne="http://schemas.microsoft.com/office/word/2006/wordml" xmlns:wps="http://schemas.microsoft.com/office/word/2010/wordprocessingShape" mc:Ignorable="w14 w15 w16se w16cid w16 w16cex w16sdtdh w16sdtfl w16du wp14">
+<w:document xmlns:wpc="http://schemas.microsoft.com/office/word/2010/wordprocessingCanvas" xmlns:cx="http://schemas.microsoft.com/office/drawing/2014/chartex" xmlns:cx1="http://schemas.microsoft.com/office/drawing/2015/9/8/chartex" xmlns:cx2="http://schemas.microsoft.com/office/drawing/2015/10/21/chartex" xmlns:cx3="http://schemas.microsoft.com/office/drawing/2016/5/9/chartex" xmlns:cx4="http://schemas.microsoft.com/office/drawing/2016/5/10/chartex" xmlns:cx5="http://schemas.microsoft.com/office/drawing/2016/5/11/chartex" xmlns:cx6="http://schemas.microsoft.com/office/drawing/2016/5/12/chartex" xmlns:cx7="http://schemas.microsoft.com/office/drawing/2016/5/13/chartex" xmlns:cx8="http://schemas.microsoft.com/office/drawing/2016/5/14/chartex" xmlns:mc="http://schemas.openxmlformats.org/markup-compatibility/2006" xmlns:m="http://schemas.openxmlformats.org/officeDocument/2006/math" xmlns:aink="http://schemas.microsoft.com/office/drawing/2016/ink" xmlns:am3d="http://schemas.microsoft.com/office/drawing/2017/model3d" xmlns:oel="http://schemas.microsoft.com/office/2019/extlst" xmlns:r="http://schemas.openxmlformats.org/officeDocument/2006/relationships" xmlns:wp14="http://schemas.microsoft.com/office/word/2010/wordprocessingDrawing" xmlns:wp="http://schemas.openxmlformats.org/drawingml/2006/wordprocessingDrawing" xmlns:wpg="http://schemas.microsoft.com/office/word/2010/wordprocessingGroup" xmlns:wpi="http://schemas.microsoft.com/office/word/2010/wordprocessingInk" xmlns:wps="http://schemas.microsoft.com/office/word/2010/wordprocessingShape" xmlns:o="urn:schemas-microsoft-com:office:office" xmlns:v="urn:schemas-microsoft-com:vml" xmlns:w10="urn:schemas-microsoft-com:office:word" xmlns:w="http://schemas.openxmlformats.org/wordprocessingml/2006/main" xmlns:w14="http://schemas.microsoft.com/office/word/2010/wordml" xmlns:w15="http://schemas.microsoft.com/office/word/2012/wordml" xmlns:w16cex="http://schemas.microsoft.com/office/word/2018/wordml/cex" xmlns:w16cid="http://schemas.microsoft.com/office/word/2016/wordml/cid" xmlns:w16="http://schemas.microsoft.com/office/word/2018/wordml" xmlns:w16sdtdh="http://schemas.microsoft.com/office/word/2020/wordml/sdtdatahash" xmlns:w16sdtfl="http://schemas.microsoft.com/office/word/2024/wordml/sdtformatlock" xmlns:w16se="http://schemas.microsoft.com/office/word/2015/wordml/symex" xmlns:w16du="http://schemas.microsoft.com/office/word/2023/wordml/word16du" xmlns:wne="http://schemas.microsoft.com/office/word/2006/wordml" mc:Ignorable="w14 w15 w16se w16cid w16 w16cex w16sdtdh w16sdtfl w16du wp14">
   <w:body>
     <w:p>
       <w:pPr>
@@ -311,29 +311,7 @@
                 <w:sz w:val="20"/>
                 <w:szCs w:val="20"/>
               </w:rPr>
-              <w:t xml:space="preserve">Señale en la columna </w:t>
-            </w:r>
-            <w:proofErr w:type="spellStart"/>
-            <w:r>
-              <w:rPr>
-                <w:rFonts w:eastAsia="Calibri"/>
-                <w:b w:val="0"/>
-                <w:color w:val="auto"/>
-                <w:sz w:val="20"/>
-                <w:szCs w:val="20"/>
-              </w:rPr>
-              <w:t>Rta</w:t>
-            </w:r>
-            <w:proofErr w:type="spellEnd"/>
-            <w:r>
-              <w:rPr>
-                <w:rFonts w:eastAsia="Calibri"/>
-                <w:b w:val="0"/>
-                <w:color w:val="auto"/>
-                <w:sz w:val="20"/>
-                <w:szCs w:val="20"/>
-              </w:rPr>
-              <w:t>. Correcta con una (x) de acuerdo con las opciones presentadas.</w:t>
+              <w:t>Señale en la columna Rta. Correcta con una (x) de acuerdo con las opciones presentadas.</w:t>
             </w:r>
           </w:p>
           <w:p>
@@ -497,29 +475,16 @@
               </w:rPr>
               <w:t xml:space="preserve">Esta actividad le permitirá determinar el grado de apropiación de los contenidos del componente formativo </w:t>
             </w:r>
-            <w:proofErr w:type="gramStart"/>
-            <w:r>
-              <w:rPr>
-                <w:rFonts w:eastAsia="Calibri"/>
-                <w:b/>
-                <w:bCs/>
-                <w:color w:val="auto"/>
-                <w:sz w:val="20"/>
-                <w:szCs w:val="20"/>
-              </w:rPr>
-              <w:t>Inglés</w:t>
-            </w:r>
-            <w:proofErr w:type="gramEnd"/>
-            <w:r>
-              <w:rPr>
-                <w:rFonts w:eastAsia="Calibri"/>
-                <w:b/>
-                <w:bCs/>
-                <w:color w:val="auto"/>
-                <w:sz w:val="20"/>
-                <w:szCs w:val="20"/>
-              </w:rPr>
-              <w:t xml:space="preserve"> básico para servicio de recepción</w:t>
+            <w:r>
+              <w:rPr>
+                <w:rFonts w:eastAsia="Calibri"/>
+                <w:b/>
+                <w:bCs/>
+                <w:color w:val="auto"/>
+                <w:sz w:val="20"/>
+                <w:szCs w:val="20"/>
+              </w:rPr>
+              <w:t>Inglés básico para servicio de recepción</w:t>
             </w:r>
             <w:r>
               <w:rPr>
@@ -650,86 +615,8 @@
                 <w:sz w:val="20"/>
                 <w:szCs w:val="20"/>
               </w:rPr>
-              <w:t xml:space="preserve">English at </w:t>
-            </w:r>
-            <w:proofErr w:type="spellStart"/>
-            <w:r>
-              <w:rPr>
-                <w:i/>
-                <w:iCs/>
-                <w:color w:val="auto"/>
-                <w:sz w:val="20"/>
-                <w:szCs w:val="20"/>
-              </w:rPr>
-              <w:t>the</w:t>
-            </w:r>
-            <w:proofErr w:type="spellEnd"/>
-            <w:r>
-              <w:rPr>
-                <w:i/>
-                <w:iCs/>
-                <w:color w:val="auto"/>
-                <w:sz w:val="20"/>
-                <w:szCs w:val="20"/>
-              </w:rPr>
-              <w:t xml:space="preserve"> Front </w:t>
-            </w:r>
-            <w:proofErr w:type="spellStart"/>
-            <w:r>
-              <w:rPr>
-                <w:i/>
-                <w:iCs/>
-                <w:color w:val="auto"/>
-                <w:sz w:val="20"/>
-                <w:szCs w:val="20"/>
-              </w:rPr>
-              <w:t>Desk</w:t>
-            </w:r>
-            <w:proofErr w:type="spellEnd"/>
-            <w:r>
-              <w:rPr>
-                <w:i/>
-                <w:iCs/>
-                <w:color w:val="auto"/>
-                <w:sz w:val="20"/>
-                <w:szCs w:val="20"/>
-              </w:rPr>
-              <w:t xml:space="preserve">: hotel </w:t>
-            </w:r>
-            <w:proofErr w:type="spellStart"/>
-            <w:r>
-              <w:rPr>
-                <w:i/>
-                <w:iCs/>
-                <w:color w:val="auto"/>
-                <w:sz w:val="20"/>
-                <w:szCs w:val="20"/>
-              </w:rPr>
-              <w:t>communication</w:t>
-            </w:r>
-            <w:proofErr w:type="spellEnd"/>
-            <w:r>
-              <w:rPr>
-                <w:i/>
-                <w:iCs/>
-                <w:color w:val="auto"/>
-                <w:sz w:val="20"/>
-                <w:szCs w:val="20"/>
-              </w:rPr>
-              <w:t xml:space="preserve"> </w:t>
-            </w:r>
-            <w:proofErr w:type="spellStart"/>
-            <w:r>
-              <w:rPr>
-                <w:i/>
-                <w:iCs/>
-                <w:color w:val="auto"/>
-                <w:sz w:val="20"/>
-                <w:szCs w:val="20"/>
-              </w:rPr>
-              <w:t>challenge</w:t>
-            </w:r>
-            <w:proofErr w:type="spellEnd"/>
+              <w:t>English at the Front Desk: hotel communication challenge</w:t>
+            </w:r>
           </w:p>
         </w:tc>
       </w:tr>
@@ -1018,73 +905,7 @@
                 <w:sz w:val="20"/>
                 <w:szCs w:val="20"/>
               </w:rPr>
-              <w:t xml:space="preserve">Subject + </w:t>
-            </w:r>
-            <w:proofErr w:type="spellStart"/>
-            <w:r>
-              <w:rPr>
-                <w:i/>
-                <w:iCs/>
-                <w:color w:val="000000"/>
-                <w:sz w:val="20"/>
-                <w:szCs w:val="20"/>
-              </w:rPr>
-              <w:t>auxiliary</w:t>
-            </w:r>
-            <w:proofErr w:type="spellEnd"/>
-            <w:r>
-              <w:rPr>
-                <w:i/>
-                <w:iCs/>
-                <w:color w:val="000000"/>
-                <w:sz w:val="20"/>
-                <w:szCs w:val="20"/>
-              </w:rPr>
-              <w:t xml:space="preserve"> + </w:t>
-            </w:r>
-            <w:proofErr w:type="spellStart"/>
-            <w:r>
-              <w:rPr>
-                <w:i/>
-                <w:iCs/>
-                <w:color w:val="000000"/>
-                <w:sz w:val="20"/>
-                <w:szCs w:val="20"/>
-              </w:rPr>
-              <w:t>verb</w:t>
-            </w:r>
-            <w:proofErr w:type="spellEnd"/>
-            <w:r>
-              <w:rPr>
-                <w:i/>
-                <w:iCs/>
-                <w:color w:val="000000"/>
-                <w:sz w:val="20"/>
-                <w:szCs w:val="20"/>
-              </w:rPr>
-              <w:t xml:space="preserve"> + </w:t>
-            </w:r>
-            <w:proofErr w:type="spellStart"/>
-            <w:r>
-              <w:rPr>
-                <w:i/>
-                <w:iCs/>
-                <w:color w:val="000000"/>
-                <w:sz w:val="20"/>
-                <w:szCs w:val="20"/>
-              </w:rPr>
-              <w:t>complement</w:t>
-            </w:r>
-            <w:proofErr w:type="spellEnd"/>
-            <w:r>
-              <w:rPr>
-                <w:i/>
-                <w:iCs/>
-                <w:color w:val="000000"/>
-                <w:sz w:val="20"/>
-                <w:szCs w:val="20"/>
-              </w:rPr>
-              <w:t>.</w:t>
+              <w:t>Subject + auxiliary + verb + complement.</w:t>
             </w:r>
           </w:p>
         </w:tc>
@@ -1168,42 +989,8 @@
                 <w:sz w:val="20"/>
                 <w:szCs w:val="20"/>
               </w:rPr>
-              <w:t xml:space="preserve">Subject + </w:t>
-            </w:r>
-            <w:proofErr w:type="spellStart"/>
-            <w:r>
-              <w:rPr>
-                <w:i/>
-                <w:iCs/>
-                <w:color w:val="000000"/>
-                <w:sz w:val="20"/>
-                <w:szCs w:val="20"/>
-              </w:rPr>
-              <w:t>verb</w:t>
-            </w:r>
-            <w:proofErr w:type="spellEnd"/>
-            <w:r>
-              <w:rPr>
-                <w:i/>
-                <w:iCs/>
-                <w:color w:val="000000"/>
-                <w:sz w:val="20"/>
-                <w:szCs w:val="20"/>
-              </w:rPr>
-              <w:t xml:space="preserve"> + </w:t>
-            </w:r>
-            <w:proofErr w:type="spellStart"/>
-            <w:r>
-              <w:rPr>
-                <w:i/>
-                <w:iCs/>
-                <w:color w:val="000000"/>
-                <w:sz w:val="20"/>
-                <w:szCs w:val="20"/>
-              </w:rPr>
-              <w:t>complement</w:t>
-            </w:r>
-            <w:proofErr w:type="spellEnd"/>
+              <w:t>Subject + verb + complement</w:t>
+            </w:r>
             <w:r>
               <w:rPr>
                 <w:i/>
@@ -1303,51 +1090,7 @@
                 <w:sz w:val="20"/>
                 <w:szCs w:val="20"/>
               </w:rPr>
-              <w:t xml:space="preserve">Verb + </w:t>
-            </w:r>
-            <w:proofErr w:type="spellStart"/>
-            <w:r>
-              <w:rPr>
-                <w:i/>
-                <w:iCs/>
-                <w:color w:val="000000"/>
-                <w:sz w:val="20"/>
-                <w:szCs w:val="20"/>
-              </w:rPr>
-              <w:t>subject</w:t>
-            </w:r>
-            <w:proofErr w:type="spellEnd"/>
-            <w:r>
-              <w:rPr>
-                <w:i/>
-                <w:iCs/>
-                <w:color w:val="000000"/>
-                <w:sz w:val="20"/>
-                <w:szCs w:val="20"/>
-              </w:rPr>
-              <w:t xml:space="preserve"> + </w:t>
-            </w:r>
-            <w:proofErr w:type="spellStart"/>
-            <w:r>
-              <w:rPr>
-                <w:i/>
-                <w:iCs/>
-                <w:color w:val="000000"/>
-                <w:sz w:val="20"/>
-                <w:szCs w:val="20"/>
-              </w:rPr>
-              <w:t>complement</w:t>
-            </w:r>
-            <w:proofErr w:type="spellEnd"/>
-            <w:r>
-              <w:rPr>
-                <w:i/>
-                <w:iCs/>
-                <w:color w:val="000000"/>
-                <w:sz w:val="20"/>
-                <w:szCs w:val="20"/>
-              </w:rPr>
-              <w:t>.</w:t>
+              <w:t>Verb + subject + complement.</w:t>
             </w:r>
           </w:p>
         </w:tc>
@@ -1425,7 +1168,6 @@
                 <w:szCs w:val="20"/>
               </w:rPr>
             </w:pPr>
-            <w:proofErr w:type="spellStart"/>
             <w:r>
               <w:rPr>
                 <w:i/>
@@ -1434,53 +1176,8 @@
                 <w:sz w:val="20"/>
                 <w:szCs w:val="20"/>
               </w:rPr>
-              <w:t>Complement</w:t>
-            </w:r>
-            <w:proofErr w:type="spellEnd"/>
-            <w:r>
-              <w:rPr>
-                <w:i/>
-                <w:iCs/>
-                <w:color w:val="000000"/>
-                <w:sz w:val="20"/>
-                <w:szCs w:val="20"/>
-              </w:rPr>
-              <w:t xml:space="preserve"> + </w:t>
-            </w:r>
-            <w:proofErr w:type="spellStart"/>
-            <w:r>
-              <w:rPr>
-                <w:i/>
-                <w:iCs/>
-                <w:color w:val="000000"/>
-                <w:sz w:val="20"/>
-                <w:szCs w:val="20"/>
-              </w:rPr>
-              <w:t>auxiliary</w:t>
-            </w:r>
-            <w:proofErr w:type="spellEnd"/>
-            <w:r>
-              <w:rPr>
-                <w:i/>
-                <w:iCs/>
-                <w:color w:val="000000"/>
-                <w:sz w:val="20"/>
-                <w:szCs w:val="20"/>
-              </w:rPr>
-              <w:t xml:space="preserve"> + </w:t>
-            </w:r>
-            <w:proofErr w:type="spellStart"/>
-            <w:r>
-              <w:rPr>
-                <w:i/>
-                <w:iCs/>
-                <w:color w:val="000000"/>
-                <w:sz w:val="20"/>
-                <w:szCs w:val="20"/>
-              </w:rPr>
-              <w:t>subject</w:t>
-            </w:r>
-            <w:proofErr w:type="spellEnd"/>
+              <w:t>Complement + auxiliary + subject</w:t>
+            </w:r>
           </w:p>
         </w:tc>
         <w:tc>
@@ -1751,73 +1448,7 @@
                 <w:sz w:val="20"/>
                 <w:szCs w:val="20"/>
               </w:rPr>
-              <w:t xml:space="preserve">He </w:t>
-            </w:r>
-            <w:proofErr w:type="spellStart"/>
-            <w:r>
-              <w:rPr>
-                <w:i/>
-                <w:iCs/>
-                <w:color w:val="000000"/>
-                <w:sz w:val="20"/>
-                <w:szCs w:val="20"/>
-              </w:rPr>
-              <w:t>help</w:t>
-            </w:r>
-            <w:proofErr w:type="spellEnd"/>
-            <w:r>
-              <w:rPr>
-                <w:i/>
-                <w:iCs/>
-                <w:color w:val="000000"/>
-                <w:sz w:val="20"/>
-                <w:szCs w:val="20"/>
-              </w:rPr>
-              <w:t xml:space="preserve"> </w:t>
-            </w:r>
-            <w:proofErr w:type="spellStart"/>
-            <w:r>
-              <w:rPr>
-                <w:i/>
-                <w:iCs/>
-                <w:color w:val="000000"/>
-                <w:sz w:val="20"/>
-                <w:szCs w:val="20"/>
-              </w:rPr>
-              <w:t>the</w:t>
-            </w:r>
-            <w:proofErr w:type="spellEnd"/>
-            <w:r>
-              <w:rPr>
-                <w:i/>
-                <w:iCs/>
-                <w:color w:val="000000"/>
-                <w:sz w:val="20"/>
-                <w:szCs w:val="20"/>
-              </w:rPr>
-              <w:t xml:space="preserve"> </w:t>
-            </w:r>
-            <w:proofErr w:type="spellStart"/>
-            <w:r>
-              <w:rPr>
-                <w:i/>
-                <w:iCs/>
-                <w:color w:val="000000"/>
-                <w:sz w:val="20"/>
-                <w:szCs w:val="20"/>
-              </w:rPr>
-              <w:t>customer</w:t>
-            </w:r>
-            <w:proofErr w:type="spellEnd"/>
-            <w:r>
-              <w:rPr>
-                <w:i/>
-                <w:iCs/>
-                <w:color w:val="000000"/>
-                <w:sz w:val="20"/>
-                <w:szCs w:val="20"/>
-              </w:rPr>
-              <w:t>.</w:t>
+              <w:t>He help the customer.</w:t>
             </w:r>
           </w:p>
         </w:tc>
@@ -1902,73 +1533,7 @@
                 <w:sz w:val="20"/>
                 <w:szCs w:val="20"/>
               </w:rPr>
-              <w:t xml:space="preserve">She </w:t>
-            </w:r>
-            <w:proofErr w:type="spellStart"/>
-            <w:r>
-              <w:rPr>
-                <w:i/>
-                <w:iCs/>
-                <w:color w:val="000000"/>
-                <w:sz w:val="20"/>
-                <w:szCs w:val="20"/>
-              </w:rPr>
-              <w:t>carry</w:t>
-            </w:r>
-            <w:proofErr w:type="spellEnd"/>
-            <w:r>
-              <w:rPr>
-                <w:i/>
-                <w:iCs/>
-                <w:color w:val="000000"/>
-                <w:sz w:val="20"/>
-                <w:szCs w:val="20"/>
-              </w:rPr>
-              <w:t xml:space="preserve"> </w:t>
-            </w:r>
-            <w:proofErr w:type="spellStart"/>
-            <w:r>
-              <w:rPr>
-                <w:i/>
-                <w:iCs/>
-                <w:color w:val="000000"/>
-                <w:sz w:val="20"/>
-                <w:szCs w:val="20"/>
-              </w:rPr>
-              <w:t>the</w:t>
-            </w:r>
-            <w:proofErr w:type="spellEnd"/>
-            <w:r>
-              <w:rPr>
-                <w:i/>
-                <w:iCs/>
-                <w:color w:val="000000"/>
-                <w:sz w:val="20"/>
-                <w:szCs w:val="20"/>
-              </w:rPr>
-              <w:t xml:space="preserve"> </w:t>
-            </w:r>
-            <w:proofErr w:type="spellStart"/>
-            <w:r>
-              <w:rPr>
-                <w:i/>
-                <w:iCs/>
-                <w:color w:val="000000"/>
-                <w:sz w:val="20"/>
-                <w:szCs w:val="20"/>
-              </w:rPr>
-              <w:t>luggage</w:t>
-            </w:r>
-            <w:proofErr w:type="spellEnd"/>
-            <w:r>
-              <w:rPr>
-                <w:i/>
-                <w:iCs/>
-                <w:color w:val="000000"/>
-                <w:sz w:val="20"/>
-                <w:szCs w:val="20"/>
-              </w:rPr>
-              <w:t>.</w:t>
+              <w:t>She carry the luggage.</w:t>
             </w:r>
           </w:p>
         </w:tc>
@@ -2045,7 +1610,6 @@
                 <w:szCs w:val="20"/>
               </w:rPr>
             </w:pPr>
-            <w:proofErr w:type="spellStart"/>
             <w:r>
               <w:rPr>
                 <w:i/>
@@ -2054,62 +1618,7 @@
                 <w:sz w:val="20"/>
                 <w:szCs w:val="20"/>
               </w:rPr>
-              <w:t>It</w:t>
-            </w:r>
-            <w:proofErr w:type="spellEnd"/>
-            <w:r>
-              <w:rPr>
-                <w:i/>
-                <w:iCs/>
-                <w:color w:val="000000"/>
-                <w:sz w:val="20"/>
-                <w:szCs w:val="20"/>
-              </w:rPr>
-              <w:t xml:space="preserve"> </w:t>
-            </w:r>
-            <w:proofErr w:type="spellStart"/>
-            <w:r>
-              <w:rPr>
-                <w:i/>
-                <w:iCs/>
-                <w:color w:val="000000"/>
-                <w:sz w:val="20"/>
-                <w:szCs w:val="20"/>
-              </w:rPr>
-              <w:t>have</w:t>
-            </w:r>
-            <w:proofErr w:type="spellEnd"/>
-            <w:r>
-              <w:rPr>
-                <w:i/>
-                <w:iCs/>
-                <w:color w:val="000000"/>
-                <w:sz w:val="20"/>
-                <w:szCs w:val="20"/>
-              </w:rPr>
-              <w:t xml:space="preserve"> a </w:t>
-            </w:r>
-            <w:proofErr w:type="spellStart"/>
-            <w:r>
-              <w:rPr>
-                <w:i/>
-                <w:iCs/>
-                <w:color w:val="000000"/>
-                <w:sz w:val="20"/>
-                <w:szCs w:val="20"/>
-              </w:rPr>
-              <w:t>reservation</w:t>
-            </w:r>
-            <w:proofErr w:type="spellEnd"/>
-            <w:r>
-              <w:rPr>
-                <w:i/>
-                <w:iCs/>
-                <w:color w:val="000000"/>
-                <w:sz w:val="20"/>
-                <w:szCs w:val="20"/>
-              </w:rPr>
-              <w:t>.</w:t>
+              <w:t>It have a reservation.</w:t>
             </w:r>
           </w:p>
         </w:tc>
@@ -2193,73 +1702,7 @@
                 <w:sz w:val="20"/>
                 <w:szCs w:val="20"/>
               </w:rPr>
-              <w:t xml:space="preserve">He </w:t>
-            </w:r>
-            <w:proofErr w:type="spellStart"/>
-            <w:r>
-              <w:rPr>
-                <w:i/>
-                <w:iCs/>
-                <w:color w:val="000000"/>
-                <w:sz w:val="20"/>
-                <w:szCs w:val="20"/>
-              </w:rPr>
-              <w:t>helps</w:t>
-            </w:r>
-            <w:proofErr w:type="spellEnd"/>
-            <w:r>
-              <w:rPr>
-                <w:i/>
-                <w:iCs/>
-                <w:color w:val="000000"/>
-                <w:sz w:val="20"/>
-                <w:szCs w:val="20"/>
-              </w:rPr>
-              <w:t xml:space="preserve"> </w:t>
-            </w:r>
-            <w:proofErr w:type="spellStart"/>
-            <w:r>
-              <w:rPr>
-                <w:i/>
-                <w:iCs/>
-                <w:color w:val="000000"/>
-                <w:sz w:val="20"/>
-                <w:szCs w:val="20"/>
-              </w:rPr>
-              <w:t>the</w:t>
-            </w:r>
-            <w:proofErr w:type="spellEnd"/>
-            <w:r>
-              <w:rPr>
-                <w:i/>
-                <w:iCs/>
-                <w:color w:val="000000"/>
-                <w:sz w:val="20"/>
-                <w:szCs w:val="20"/>
-              </w:rPr>
-              <w:t xml:space="preserve"> </w:t>
-            </w:r>
-            <w:proofErr w:type="spellStart"/>
-            <w:r>
-              <w:rPr>
-                <w:i/>
-                <w:iCs/>
-                <w:color w:val="000000"/>
-                <w:sz w:val="20"/>
-                <w:szCs w:val="20"/>
-              </w:rPr>
-              <w:t>customer</w:t>
-            </w:r>
-            <w:proofErr w:type="spellEnd"/>
-            <w:r>
-              <w:rPr>
-                <w:i/>
-                <w:iCs/>
-                <w:color w:val="000000"/>
-                <w:sz w:val="20"/>
-                <w:szCs w:val="20"/>
-              </w:rPr>
-              <w:t>.</w:t>
+              <w:t>He helps the customer.</w:t>
             </w:r>
           </w:p>
         </w:tc>
@@ -3200,31 +2643,17 @@
                 <w:lang w:val="es-CO"/>
               </w:rPr>
             </w:pPr>
-            <w:proofErr w:type="spellStart"/>
-            <w:r>
-              <w:rPr>
-                <w:bCs/>
-                <w:i/>
-                <w:iCs/>
-                <w:color w:val="auto"/>
-                <w:sz w:val="20"/>
-                <w:szCs w:val="20"/>
-                <w:lang w:val="es-CO"/>
-              </w:rPr>
-              <w:t>Hostel</w:t>
-            </w:r>
-            <w:proofErr w:type="spellEnd"/>
-            <w:r>
-              <w:rPr>
-                <w:bCs/>
-                <w:i/>
-                <w:iCs/>
-                <w:color w:val="auto"/>
-                <w:sz w:val="20"/>
-                <w:szCs w:val="20"/>
-                <w:lang w:val="es-CO"/>
-              </w:rPr>
-              <w:t>.</w:t>
+            <w:r>
+              <w:rPr>
+                <w:bCs/>
+                <w:i/>
+                <w:iCs/>
+                <w:color w:val="auto"/>
+                <w:sz w:val="20"/>
+                <w:szCs w:val="20"/>
+                <w:lang w:val="es-CO"/>
+              </w:rPr>
+              <w:t>Hostel.</w:t>
             </w:r>
           </w:p>
         </w:tc>
@@ -4490,7 +3919,6 @@
               </w:rPr>
             </w:pPr>
             <w:proofErr w:type="spellStart"/>
-            <w:proofErr w:type="gramStart"/>
             <w:r>
               <w:rPr>
                 <w:bCs/>
@@ -4528,7 +3956,6 @@
               </w:rPr>
               <w:t>.</w:t>
             </w:r>
-            <w:proofErr w:type="gramEnd"/>
           </w:p>
         </w:tc>
         <w:tc>
@@ -4610,25 +4037,7 @@
                 <w:sz w:val="20"/>
                 <w:szCs w:val="20"/>
               </w:rPr>
-              <w:t>¡Correcto! “</w:t>
-            </w:r>
-            <w:proofErr w:type="spellStart"/>
-            <w:r>
-              <w:rPr>
-                <w:color w:val="000000"/>
-                <w:sz w:val="20"/>
-                <w:szCs w:val="20"/>
-              </w:rPr>
-              <w:t>Expensive</w:t>
-            </w:r>
-            <w:proofErr w:type="spellEnd"/>
-            <w:r>
-              <w:rPr>
-                <w:color w:val="000000"/>
-                <w:sz w:val="20"/>
-                <w:szCs w:val="20"/>
-              </w:rPr>
-              <w:t>” se utiliza para describir un hotel o servicio de alto costo.</w:t>
+              <w:t>¡Correcto! “Expensive” se utiliza para describir un hotel o servicio de alto costo.</w:t>
             </w:r>
           </w:p>
         </w:tc>
@@ -6897,7 +6306,6 @@
                 <w:szCs w:val="20"/>
               </w:rPr>
             </w:pPr>
-            <w:proofErr w:type="spellStart"/>
             <w:r>
               <w:rPr>
                 <w:i/>
@@ -6906,18 +6314,7 @@
                 <w:sz w:val="20"/>
                 <w:szCs w:val="20"/>
               </w:rPr>
-              <w:t>Bustling</w:t>
-            </w:r>
-            <w:proofErr w:type="spellEnd"/>
-            <w:r>
-              <w:rPr>
-                <w:i/>
-                <w:iCs/>
-                <w:color w:val="000000"/>
-                <w:sz w:val="20"/>
-                <w:szCs w:val="20"/>
-              </w:rPr>
-              <w:t>.</w:t>
+              <w:t>Bustling.</w:t>
             </w:r>
           </w:p>
         </w:tc>
@@ -7561,25 +6958,7 @@
                 <w:sz w:val="20"/>
                 <w:szCs w:val="20"/>
               </w:rPr>
-              <w:t>La “y” cambia por “</w:t>
-            </w:r>
-            <w:proofErr w:type="spellStart"/>
-            <w:r>
-              <w:rPr>
-                <w:color w:val="000000"/>
-                <w:sz w:val="20"/>
-                <w:szCs w:val="20"/>
-              </w:rPr>
-              <w:t>ies</w:t>
-            </w:r>
-            <w:proofErr w:type="spellEnd"/>
-            <w:r>
-              <w:rPr>
-                <w:color w:val="000000"/>
-                <w:sz w:val="20"/>
-                <w:szCs w:val="20"/>
-              </w:rPr>
-              <w:t>”.</w:t>
+              <w:t>La “y” cambia por “ies”.</w:t>
             </w:r>
           </w:p>
         </w:tc>
@@ -7663,42 +7042,104 @@
                 <w:sz w:val="20"/>
                 <w:szCs w:val="20"/>
               </w:rPr>
-              <w:t>Se agrega “</w:t>
+              <w:t>Se agrega “ing”.</w:t>
+            </w:r>
+          </w:p>
+        </w:tc>
+        <w:tc>
+          <w:tcPr>
+            <w:tcW w:w="2160" w:type="dxa"/>
+            <w:shd w:val="clear" w:color="auto" w:fill="FFFFFF"/>
+          </w:tcPr>
+          <w:p>
+            <w:pPr>
+              <w:widowControl w:val="0"/>
+              <w:rPr>
+                <w:rFonts w:eastAsia="Calibri"/>
+                <w:sz w:val="20"/>
+                <w:szCs w:val="20"/>
+              </w:rPr>
+            </w:pPr>
+          </w:p>
+        </w:tc>
+      </w:tr>
+      <w:tr>
+        <w:trPr>
+          <w:trHeight w:val="220"/>
+        </w:trPr>
+        <w:tc>
+          <w:tcPr>
+            <w:tcW w:w="2534" w:type="dxa"/>
+            <w:gridSpan w:val="2"/>
+            <w:shd w:val="clear" w:color="auto" w:fill="FBE5D5"/>
+          </w:tcPr>
+          <w:p>
+            <w:pPr>
+              <w:rPr>
+                <w:rFonts w:eastAsia="Calibri"/>
+                <w:b/>
+                <w:sz w:val="20"/>
+                <w:szCs w:val="20"/>
+              </w:rPr>
+            </w:pPr>
+            <w:r>
+              <w:rPr>
+                <w:rFonts w:eastAsia="Calibri"/>
+                <w:b/>
+                <w:sz w:val="20"/>
+                <w:szCs w:val="20"/>
+              </w:rPr>
+              <w:t>Comentario respuesta correcta</w:t>
+            </w:r>
+          </w:p>
+        </w:tc>
+        <w:tc>
+          <w:tcPr>
+            <w:tcW w:w="7620" w:type="dxa"/>
+            <w:gridSpan w:val="2"/>
+            <w:shd w:val="clear" w:color="auto" w:fill="FFFFFF"/>
+          </w:tcPr>
+          <w:p>
+            <w:pPr>
+              <w:rPr>
+                <w:rFonts w:eastAsia="Calibri"/>
+                <w:bCs/>
+                <w:sz w:val="20"/>
+                <w:szCs w:val="20"/>
+              </w:rPr>
+            </w:pPr>
+            <w:r>
+              <w:rPr>
+                <w:rFonts w:eastAsia="Calibri"/>
+                <w:bCs/>
+                <w:sz w:val="20"/>
+                <w:szCs w:val="20"/>
+                <w:lang w:val="es-CO"/>
+              </w:rPr>
+              <w:t>¡Correcto! En verbos terminados en consonante + “y”, la “y” cambia por “</w:t>
             </w:r>
             <w:proofErr w:type="spellStart"/>
             <w:r>
               <w:rPr>
-                <w:color w:val="000000"/>
-                <w:sz w:val="20"/>
-                <w:szCs w:val="20"/>
-              </w:rPr>
-              <w:t>ing</w:t>
+                <w:rFonts w:eastAsia="Calibri"/>
+                <w:bCs/>
+                <w:sz w:val="20"/>
+                <w:szCs w:val="20"/>
+                <w:lang w:val="es-CO"/>
+              </w:rPr>
+              <w:t>ies</w:t>
             </w:r>
             <w:proofErr w:type="spellEnd"/>
             <w:r>
               <w:rPr>
-                <w:color w:val="000000"/>
-                <w:sz w:val="20"/>
-                <w:szCs w:val="20"/>
-              </w:rPr>
-              <w:t>”.</w:t>
-            </w:r>
-          </w:p>
-        </w:tc>
-        <w:tc>
-          <w:tcPr>
-            <w:tcW w:w="2160" w:type="dxa"/>
-            <w:shd w:val="clear" w:color="auto" w:fill="FFFFFF"/>
-          </w:tcPr>
-          <w:p>
-            <w:pPr>
-              <w:widowControl w:val="0"/>
-              <w:rPr>
-                <w:rFonts w:eastAsia="Calibri"/>
-                <w:sz w:val="20"/>
-                <w:szCs w:val="20"/>
-              </w:rPr>
-            </w:pPr>
+                <w:rFonts w:eastAsia="Calibri"/>
+                <w:bCs/>
+                <w:sz w:val="20"/>
+                <w:szCs w:val="20"/>
+                <w:lang w:val="es-CO"/>
+              </w:rPr>
+              <w:t>” en tercera persona singular.</w:t>
+            </w:r>
           </w:p>
         </w:tc>
       </w:tr>
@@ -7728,7 +7169,7 @@
                 <w:sz w:val="20"/>
                 <w:szCs w:val="20"/>
               </w:rPr>
-              <w:t>Comentario respuesta correcta</w:t>
+              <w:t>Comentario respuesta incorrecta</w:t>
             </w:r>
           </w:p>
         </w:tc>
@@ -7750,34 +7191,10 @@
             <w:r>
               <w:rPr>
                 <w:rFonts w:eastAsia="Calibri"/>
-                <w:bCs/>
-                <w:sz w:val="20"/>
-                <w:szCs w:val="20"/>
-                <w:lang w:val="es-CO"/>
-              </w:rPr>
-              <w:t>¡Correcto! En verbos terminados en consonante + “y”, la “y” cambia por “</w:t>
-            </w:r>
-            <w:proofErr w:type="spellStart"/>
-            <w:r>
-              <w:rPr>
-                <w:rFonts w:eastAsia="Calibri"/>
-                <w:bCs/>
-                <w:sz w:val="20"/>
-                <w:szCs w:val="20"/>
-                <w:lang w:val="es-CO"/>
-              </w:rPr>
-              <w:t>ies</w:t>
-            </w:r>
-            <w:proofErr w:type="spellEnd"/>
-            <w:r>
-              <w:rPr>
-                <w:rFonts w:eastAsia="Calibri"/>
-                <w:bCs/>
-                <w:sz w:val="20"/>
-                <w:szCs w:val="20"/>
-                <w:lang w:val="es-CO"/>
-              </w:rPr>
-              <w:t>” en tercera persona singular.</w:t>
+                <w:sz w:val="20"/>
+                <w:szCs w:val="20"/>
+              </w:rPr>
+              <w:t>Revise nuevamente el contenido del componente formativo.</w:t>
             </w:r>
           </w:p>
         </w:tc>
@@ -7808,7 +7225,7 @@
                 <w:sz w:val="20"/>
                 <w:szCs w:val="20"/>
               </w:rPr>
-              <w:t>Comentario respuesta incorrecta</w:t>
+              <w:t>Pregunta 12</w:t>
             </w:r>
           </w:p>
         </w:tc>
@@ -7816,36 +7233,6 @@
           <w:tcPr>
             <w:tcW w:w="7620" w:type="dxa"/>
             <w:gridSpan w:val="2"/>
-            <w:shd w:val="clear" w:color="auto" w:fill="FFFFFF"/>
-          </w:tcPr>
-          <w:p>
-            <w:pPr>
-              <w:rPr>
-                <w:rFonts w:eastAsia="Calibri"/>
-                <w:bCs/>
-                <w:sz w:val="20"/>
-                <w:szCs w:val="20"/>
-              </w:rPr>
-            </w:pPr>
-            <w:r>
-              <w:rPr>
-                <w:rFonts w:eastAsia="Calibri"/>
-                <w:sz w:val="20"/>
-                <w:szCs w:val="20"/>
-              </w:rPr>
-              <w:t>Revise nuevamente el contenido del componente formativo.</w:t>
-            </w:r>
-          </w:p>
-        </w:tc>
-      </w:tr>
-      <w:tr>
-        <w:trPr>
-          <w:trHeight w:val="220"/>
-        </w:trPr>
-        <w:tc>
-          <w:tcPr>
-            <w:tcW w:w="2534" w:type="dxa"/>
-            <w:gridSpan w:val="2"/>
             <w:shd w:val="clear" w:color="auto" w:fill="FBE5D5"/>
           </w:tcPr>
           <w:p>
@@ -7853,67 +7240,21 @@
               <w:rPr>
                 <w:rFonts w:eastAsia="Calibri"/>
                 <w:b/>
-                <w:sz w:val="20"/>
-                <w:szCs w:val="20"/>
-              </w:rPr>
-            </w:pPr>
-            <w:r>
-              <w:rPr>
-                <w:rFonts w:eastAsia="Calibri"/>
-                <w:b/>
-                <w:sz w:val="20"/>
-                <w:szCs w:val="20"/>
-              </w:rPr>
-              <w:t>Pregunta 12</w:t>
-            </w:r>
-          </w:p>
-        </w:tc>
-        <w:tc>
-          <w:tcPr>
-            <w:tcW w:w="7620" w:type="dxa"/>
-            <w:gridSpan w:val="2"/>
-            <w:shd w:val="clear" w:color="auto" w:fill="FBE5D5"/>
-          </w:tcPr>
-          <w:p>
-            <w:pPr>
-              <w:rPr>
-                <w:rFonts w:eastAsia="Calibri"/>
-                <w:b/>
-                <w:bCs/>
-                <w:sz w:val="20"/>
-                <w:szCs w:val="20"/>
-                <w:lang w:val="es-CO"/>
-              </w:rPr>
-            </w:pPr>
-            <w:r>
-              <w:rPr>
-                <w:b/>
-                <w:bCs/>
-                <w:sz w:val="20"/>
-                <w:szCs w:val="20"/>
-                <w:lang w:val="es-CO"/>
-              </w:rPr>
-              <w:t xml:space="preserve">¿Cuál es una función importante del inglés en </w:t>
-            </w:r>
-            <w:r>
-              <w:rPr>
-                <w:b/>
-                <w:bCs/>
-                <w:sz w:val="20"/>
-                <w:szCs w:val="20"/>
-                <w:lang w:val="es-CO"/>
-              </w:rPr>
-              <w:t>la recepción</w:t>
-            </w:r>
-            <w:r>
-              <w:rPr>
-                <w:b/>
-                <w:bCs/>
-                <w:sz w:val="20"/>
-                <w:szCs w:val="20"/>
-                <w:lang w:val="es-CO"/>
-              </w:rPr>
-              <w:t xml:space="preserve"> hotelera?</w:t>
+                <w:bCs/>
+                <w:sz w:val="20"/>
+                <w:szCs w:val="20"/>
+                <w:lang w:val="es-CO"/>
+              </w:rPr>
+            </w:pPr>
+            <w:r>
+              <w:rPr>
+                <w:b/>
+                <w:bCs/>
+                <w:sz w:val="20"/>
+                <w:szCs w:val="20"/>
+                <w:lang w:val="es-CO"/>
+              </w:rPr>
+              <w:t>¿Cuál es una función importante del inglés en la recepción hotelera?</w:t>
             </w:r>
           </w:p>
         </w:tc>
@@ -8130,15 +7471,7 @@
                 <w:sz w:val="20"/>
                 <w:szCs w:val="20"/>
               </w:rPr>
-              <w:t xml:space="preserve">Eliminar el uso del </w:t>
-            </w:r>
-            <w:r>
-              <w:rPr>
-                <w:color w:val="000000"/>
-                <w:sz w:val="20"/>
-                <w:szCs w:val="20"/>
-              </w:rPr>
-              <w:t>español.</w:t>
+              <w:t>Eliminar el uso del español.</w:t>
             </w:r>
           </w:p>
         </w:tc>
@@ -9039,51 +8372,7 @@
                 <w:sz w:val="20"/>
                 <w:szCs w:val="20"/>
               </w:rPr>
-              <w:t xml:space="preserve">The </w:t>
-            </w:r>
-            <w:proofErr w:type="spellStart"/>
-            <w:r>
-              <w:rPr>
-                <w:i/>
-                <w:iCs/>
-                <w:color w:val="000000"/>
-                <w:sz w:val="20"/>
-                <w:szCs w:val="20"/>
-              </w:rPr>
-              <w:t>doors</w:t>
-            </w:r>
-            <w:proofErr w:type="spellEnd"/>
-            <w:r>
-              <w:rPr>
-                <w:i/>
-                <w:iCs/>
-                <w:color w:val="000000"/>
-                <w:sz w:val="20"/>
-                <w:szCs w:val="20"/>
-              </w:rPr>
-              <w:t xml:space="preserve"> open at </w:t>
-            </w:r>
-            <w:proofErr w:type="spellStart"/>
-            <w:r>
-              <w:rPr>
-                <w:i/>
-                <w:iCs/>
-                <w:color w:val="000000"/>
-                <w:sz w:val="20"/>
-                <w:szCs w:val="20"/>
-              </w:rPr>
-              <w:t>midday</w:t>
-            </w:r>
-            <w:proofErr w:type="spellEnd"/>
-            <w:r>
-              <w:rPr>
-                <w:i/>
-                <w:iCs/>
-                <w:color w:val="000000"/>
-                <w:sz w:val="20"/>
-                <w:szCs w:val="20"/>
-              </w:rPr>
-              <w:t>.</w:t>
+              <w:t>The doors open at midday.</w:t>
             </w:r>
           </w:p>
         </w:tc>
@@ -9170,51 +8459,7 @@
                 <w:sz w:val="20"/>
                 <w:szCs w:val="20"/>
               </w:rPr>
-              <w:t xml:space="preserve">I am </w:t>
-            </w:r>
-            <w:proofErr w:type="spellStart"/>
-            <w:r>
-              <w:rPr>
-                <w:i/>
-                <w:iCs/>
-                <w:color w:val="000000"/>
-                <w:sz w:val="20"/>
-                <w:szCs w:val="20"/>
-              </w:rPr>
-              <w:t>eating</w:t>
-            </w:r>
-            <w:proofErr w:type="spellEnd"/>
-            <w:r>
-              <w:rPr>
-                <w:i/>
-                <w:iCs/>
-                <w:color w:val="000000"/>
-                <w:sz w:val="20"/>
-                <w:szCs w:val="20"/>
-              </w:rPr>
-              <w:t xml:space="preserve"> </w:t>
-            </w:r>
-            <w:proofErr w:type="spellStart"/>
-            <w:r>
-              <w:rPr>
-                <w:i/>
-                <w:iCs/>
-                <w:color w:val="000000"/>
-                <w:sz w:val="20"/>
-                <w:szCs w:val="20"/>
-              </w:rPr>
-              <w:t>now</w:t>
-            </w:r>
-            <w:proofErr w:type="spellEnd"/>
-            <w:r>
-              <w:rPr>
-                <w:i/>
-                <w:iCs/>
-                <w:color w:val="000000"/>
-                <w:sz w:val="20"/>
-                <w:szCs w:val="20"/>
-              </w:rPr>
-              <w:t>.</w:t>
+              <w:t>I am eating now.</w:t>
             </w:r>
           </w:p>
         </w:tc>
@@ -9293,9 +8538,8 @@
                 <w:sz w:val="20"/>
                 <w:szCs w:val="20"/>
               </w:rPr>
-              <w:t xml:space="preserve">They </w:t>
-            </w:r>
-            <w:proofErr w:type="spellStart"/>
+              <w:t>They were working yesterday.</w:t>
+            </w:r>
             <w:r>
               <w:rPr>
                 <w:i/>
@@ -9304,75 +8548,8 @@
                 <w:sz w:val="20"/>
                 <w:szCs w:val="20"/>
               </w:rPr>
-              <w:t>were</w:t>
-            </w:r>
-            <w:proofErr w:type="spellEnd"/>
-            <w:r>
-              <w:rPr>
-                <w:i/>
-                <w:iCs/>
-                <w:color w:val="000000"/>
-                <w:sz w:val="20"/>
-                <w:szCs w:val="20"/>
-              </w:rPr>
-              <w:t xml:space="preserve"> </w:t>
-            </w:r>
-            <w:proofErr w:type="spellStart"/>
-            <w:r>
-              <w:rPr>
-                <w:i/>
-                <w:iCs/>
-                <w:color w:val="000000"/>
-                <w:sz w:val="20"/>
-                <w:szCs w:val="20"/>
-              </w:rPr>
-              <w:t>working</w:t>
-            </w:r>
-            <w:proofErr w:type="spellEnd"/>
-            <w:r>
-              <w:rPr>
-                <w:i/>
-                <w:iCs/>
-                <w:color w:val="000000"/>
-                <w:sz w:val="20"/>
-                <w:szCs w:val="20"/>
-              </w:rPr>
-              <w:t xml:space="preserve"> </w:t>
-            </w:r>
-            <w:proofErr w:type="spellStart"/>
-            <w:proofErr w:type="gramStart"/>
-            <w:r>
-              <w:rPr>
-                <w:i/>
-                <w:iCs/>
-                <w:color w:val="000000"/>
-                <w:sz w:val="20"/>
-                <w:szCs w:val="20"/>
-              </w:rPr>
-              <w:t>yesterday</w:t>
-            </w:r>
-            <w:proofErr w:type="spellEnd"/>
-            <w:r>
-              <w:rPr>
-                <w:i/>
-                <w:iCs/>
-                <w:color w:val="000000"/>
-                <w:sz w:val="20"/>
-                <w:szCs w:val="20"/>
-              </w:rPr>
               <w:t>.</w:t>
             </w:r>
-            <w:r>
-              <w:rPr>
-                <w:i/>
-                <w:iCs/>
-                <w:color w:val="000000"/>
-                <w:sz w:val="20"/>
-                <w:szCs w:val="20"/>
-              </w:rPr>
-              <w:t>.</w:t>
-            </w:r>
-            <w:proofErr w:type="gramEnd"/>
           </w:p>
         </w:tc>
         <w:tc>
@@ -9451,236 +8628,156 @@
                 <w:sz w:val="20"/>
                 <w:szCs w:val="20"/>
               </w:rPr>
-              <w:t xml:space="preserve">She </w:t>
+              <w:t>She will travel next year.</w:t>
+            </w:r>
+            <w:r>
+              <w:rPr>
+                <w:i/>
+                <w:iCs/>
+                <w:color w:val="000000"/>
+                <w:sz w:val="20"/>
+                <w:szCs w:val="20"/>
+              </w:rPr>
+              <w:t>.</w:t>
+            </w:r>
+          </w:p>
+        </w:tc>
+        <w:tc>
+          <w:tcPr>
+            <w:tcW w:w="2160" w:type="dxa"/>
+            <w:shd w:val="clear" w:color="auto" w:fill="FFFFFF"/>
+          </w:tcPr>
+          <w:p>
+            <w:pPr>
+              <w:widowControl w:val="0"/>
+              <w:rPr>
+                <w:rFonts w:eastAsia="Calibri"/>
+                <w:sz w:val="20"/>
+                <w:szCs w:val="20"/>
+              </w:rPr>
+            </w:pPr>
+          </w:p>
+        </w:tc>
+      </w:tr>
+      <w:tr>
+        <w:trPr>
+          <w:trHeight w:val="220"/>
+        </w:trPr>
+        <w:tc>
+          <w:tcPr>
+            <w:tcW w:w="2534" w:type="dxa"/>
+            <w:gridSpan w:val="2"/>
+            <w:shd w:val="clear" w:color="auto" w:fill="FBE5D5"/>
+          </w:tcPr>
+          <w:p>
+            <w:pPr>
+              <w:rPr>
+                <w:rFonts w:eastAsia="Calibri"/>
+                <w:b/>
+                <w:sz w:val="20"/>
+                <w:szCs w:val="20"/>
+              </w:rPr>
+            </w:pPr>
+            <w:r>
+              <w:rPr>
+                <w:rFonts w:eastAsia="Calibri"/>
+                <w:b/>
+                <w:sz w:val="20"/>
+                <w:szCs w:val="20"/>
+              </w:rPr>
+              <w:t>Comentario respuesta correcta</w:t>
+            </w:r>
+          </w:p>
+        </w:tc>
+        <w:tc>
+          <w:tcPr>
+            <w:tcW w:w="7620" w:type="dxa"/>
+            <w:gridSpan w:val="2"/>
+            <w:shd w:val="clear" w:color="auto" w:fill="FFFFFF"/>
+          </w:tcPr>
+          <w:p>
+            <w:pPr>
+              <w:rPr>
+                <w:rFonts w:eastAsia="Calibri"/>
+                <w:bCs/>
+                <w:sz w:val="20"/>
+                <w:szCs w:val="20"/>
+              </w:rPr>
+            </w:pPr>
+            <w:r>
+              <w:rPr>
+                <w:rFonts w:eastAsia="Calibri"/>
+                <w:bCs/>
+                <w:sz w:val="20"/>
+                <w:szCs w:val="20"/>
+                <w:lang w:val="es-CO"/>
+              </w:rPr>
+              <w:t xml:space="preserve">¡Correcto! </w:t>
+            </w:r>
+            <w:r>
+              <w:rPr>
+                <w:rFonts w:eastAsia="Calibri"/>
+                <w:bCs/>
+                <w:sz w:val="20"/>
+                <w:szCs w:val="20"/>
+                <w:lang w:val="es-CO"/>
+              </w:rPr>
+              <w:t xml:space="preserve">La expresión </w:t>
+            </w:r>
+            <w:r>
+              <w:rPr>
+                <w:rFonts w:eastAsia="Calibri"/>
+                <w:bCs/>
+                <w:i/>
+                <w:iCs/>
+                <w:sz w:val="20"/>
+                <w:szCs w:val="20"/>
+                <w:lang w:val="es-CO"/>
+              </w:rPr>
+              <w:t xml:space="preserve">“The </w:t>
             </w:r>
             <w:proofErr w:type="spellStart"/>
             <w:r>
               <w:rPr>
-                <w:i/>
-                <w:iCs/>
-                <w:color w:val="000000"/>
-                <w:sz w:val="20"/>
-                <w:szCs w:val="20"/>
-              </w:rPr>
-              <w:t>will</w:t>
+                <w:rFonts w:eastAsia="Calibri"/>
+                <w:bCs/>
+                <w:i/>
+                <w:iCs/>
+                <w:sz w:val="20"/>
+                <w:szCs w:val="20"/>
+                <w:lang w:val="es-CO"/>
+              </w:rPr>
+              <w:t>doors</w:t>
             </w:r>
             <w:proofErr w:type="spellEnd"/>
             <w:r>
               <w:rPr>
-                <w:i/>
-                <w:iCs/>
-                <w:color w:val="000000"/>
-                <w:sz w:val="20"/>
-                <w:szCs w:val="20"/>
-              </w:rPr>
-              <w:t xml:space="preserve"> </w:t>
+                <w:rFonts w:eastAsia="Calibri"/>
+                <w:bCs/>
+                <w:i/>
+                <w:iCs/>
+                <w:sz w:val="20"/>
+                <w:szCs w:val="20"/>
+                <w:lang w:val="es-CO"/>
+              </w:rPr>
+              <w:t xml:space="preserve"> open at </w:t>
             </w:r>
             <w:proofErr w:type="spellStart"/>
             <w:r>
               <w:rPr>
-                <w:i/>
-                <w:iCs/>
-                <w:color w:val="000000"/>
-                <w:sz w:val="20"/>
-                <w:szCs w:val="20"/>
-              </w:rPr>
-              <w:t>travel</w:t>
+                <w:rFonts w:eastAsia="Calibri"/>
+                <w:bCs/>
+                <w:i/>
+                <w:iCs/>
+                <w:sz w:val="20"/>
+                <w:szCs w:val="20"/>
+                <w:lang w:val="es-CO"/>
+              </w:rPr>
+              <w:t>midday</w:t>
             </w:r>
             <w:proofErr w:type="spellEnd"/>
             <w:r>
               <w:rPr>
-                <w:i/>
-                <w:iCs/>
-                <w:color w:val="000000"/>
-                <w:sz w:val="20"/>
-                <w:szCs w:val="20"/>
-              </w:rPr>
-              <w:t xml:space="preserve"> </w:t>
-            </w:r>
-            <w:proofErr w:type="spellStart"/>
-            <w:r>
-              <w:rPr>
-                <w:i/>
-                <w:iCs/>
-                <w:color w:val="000000"/>
-                <w:sz w:val="20"/>
-                <w:szCs w:val="20"/>
-              </w:rPr>
-              <w:t>next</w:t>
-            </w:r>
-            <w:proofErr w:type="spellEnd"/>
-            <w:r>
-              <w:rPr>
-                <w:i/>
-                <w:iCs/>
-                <w:color w:val="000000"/>
-                <w:sz w:val="20"/>
-                <w:szCs w:val="20"/>
-              </w:rPr>
-              <w:t xml:space="preserve"> </w:t>
-            </w:r>
-            <w:proofErr w:type="spellStart"/>
-            <w:proofErr w:type="gramStart"/>
-            <w:r>
-              <w:rPr>
-                <w:i/>
-                <w:iCs/>
-                <w:color w:val="000000"/>
-                <w:sz w:val="20"/>
-                <w:szCs w:val="20"/>
-              </w:rPr>
-              <w:t>year</w:t>
-            </w:r>
-            <w:proofErr w:type="spellEnd"/>
-            <w:r>
-              <w:rPr>
-                <w:i/>
-                <w:iCs/>
-                <w:color w:val="000000"/>
-                <w:sz w:val="20"/>
-                <w:szCs w:val="20"/>
-              </w:rPr>
-              <w:t>.</w:t>
-            </w:r>
-            <w:r>
-              <w:rPr>
-                <w:i/>
-                <w:iCs/>
-                <w:color w:val="000000"/>
-                <w:sz w:val="20"/>
-                <w:szCs w:val="20"/>
-              </w:rPr>
-              <w:t>.</w:t>
-            </w:r>
-            <w:proofErr w:type="gramEnd"/>
-          </w:p>
-        </w:tc>
-        <w:tc>
-          <w:tcPr>
-            <w:tcW w:w="2160" w:type="dxa"/>
-            <w:shd w:val="clear" w:color="auto" w:fill="FFFFFF"/>
-          </w:tcPr>
-          <w:p>
-            <w:pPr>
-              <w:widowControl w:val="0"/>
-              <w:rPr>
-                <w:rFonts w:eastAsia="Calibri"/>
-                <w:sz w:val="20"/>
-                <w:szCs w:val="20"/>
-              </w:rPr>
-            </w:pPr>
-          </w:p>
-        </w:tc>
-      </w:tr>
-      <w:tr>
-        <w:trPr>
-          <w:trHeight w:val="220"/>
-        </w:trPr>
-        <w:tc>
-          <w:tcPr>
-            <w:tcW w:w="2534" w:type="dxa"/>
-            <w:gridSpan w:val="2"/>
-            <w:shd w:val="clear" w:color="auto" w:fill="FBE5D5"/>
-          </w:tcPr>
-          <w:p>
-            <w:pPr>
-              <w:rPr>
-                <w:rFonts w:eastAsia="Calibri"/>
-                <w:b/>
-                <w:sz w:val="20"/>
-                <w:szCs w:val="20"/>
-              </w:rPr>
-            </w:pPr>
-            <w:r>
-              <w:rPr>
-                <w:rFonts w:eastAsia="Calibri"/>
-                <w:b/>
-                <w:sz w:val="20"/>
-                <w:szCs w:val="20"/>
-              </w:rPr>
-              <w:t>Comentario respuesta correcta</w:t>
-            </w:r>
-          </w:p>
-        </w:tc>
-        <w:tc>
-          <w:tcPr>
-            <w:tcW w:w="7620" w:type="dxa"/>
-            <w:gridSpan w:val="2"/>
-            <w:shd w:val="clear" w:color="auto" w:fill="FFFFFF"/>
-          </w:tcPr>
-          <w:p>
-            <w:pPr>
-              <w:rPr>
-                <w:rFonts w:eastAsia="Calibri"/>
-                <w:bCs/>
-                <w:sz w:val="20"/>
-                <w:szCs w:val="20"/>
-              </w:rPr>
-            </w:pPr>
-            <w:r>
-              <w:rPr>
-                <w:rFonts w:eastAsia="Calibri"/>
-                <w:bCs/>
-                <w:sz w:val="20"/>
-                <w:szCs w:val="20"/>
-                <w:lang w:val="es-CO"/>
-              </w:rPr>
-              <w:t xml:space="preserve">¡Correcto! </w:t>
-            </w:r>
-            <w:r>
-              <w:rPr>
-                <w:rFonts w:eastAsia="Calibri"/>
-                <w:bCs/>
-                <w:i/>
-                <w:iCs/>
-                <w:sz w:val="20"/>
-                <w:szCs w:val="20"/>
-                <w:lang w:val="es-CO"/>
-              </w:rPr>
-              <w:t>“</w:t>
-            </w:r>
-            <w:proofErr w:type="spellStart"/>
-            <w:r>
-              <w:rPr>
-                <w:rFonts w:eastAsia="Calibri"/>
-                <w:bCs/>
-                <w:i/>
-                <w:iCs/>
-                <w:sz w:val="20"/>
-                <w:szCs w:val="20"/>
-                <w:lang w:val="es-CO"/>
-              </w:rPr>
-              <w:t>Luxury</w:t>
-            </w:r>
-            <w:proofErr w:type="spellEnd"/>
-            <w:r>
-              <w:rPr>
-                <w:rFonts w:eastAsia="Calibri"/>
-                <w:bCs/>
-                <w:i/>
-                <w:iCs/>
-                <w:sz w:val="20"/>
-                <w:szCs w:val="20"/>
-                <w:lang w:val="es-CO"/>
-              </w:rPr>
-              <w:t xml:space="preserve"> </w:t>
-            </w:r>
-            <w:proofErr w:type="spellStart"/>
-            <w:r>
-              <w:rPr>
-                <w:rFonts w:eastAsia="Calibri"/>
-                <w:bCs/>
-                <w:i/>
-                <w:iCs/>
-                <w:sz w:val="20"/>
-                <w:szCs w:val="20"/>
-                <w:lang w:val="es-CO"/>
-              </w:rPr>
-              <w:t>Hotels</w:t>
-            </w:r>
-            <w:proofErr w:type="spellEnd"/>
-            <w:r>
-              <w:rPr>
                 <w:rFonts w:eastAsia="Calibri"/>
                 <w:bCs/>
                 <w:i/>
@@ -9699,7 +8796,7 @@
                 <w:szCs w:val="20"/>
                 <w:lang w:val="es-CO"/>
               </w:rPr>
-              <w:t xml:space="preserve"> corresponde a hoteles de nivel lujo.</w:t>
+              <w:t xml:space="preserve"> utiliza el presente simple para referirse a un evento programado o a un horario establecido. En este caso, indica que las puertas abren al mediodía.</w:t>
             </w:r>
           </w:p>
         </w:tc>
@@ -9879,10 +8976,8 @@
                 <w:sz w:val="20"/>
                 <w:szCs w:val="20"/>
               </w:rPr>
-              <w:t xml:space="preserve">Economy </w:t>
-            </w:r>
-            <w:proofErr w:type="spellStart"/>
-            <w:proofErr w:type="gramStart"/>
+              <w:t>Economy Hotels.</w:t>
+            </w:r>
             <w:r>
               <w:rPr>
                 <w:i/>
@@ -9891,30 +8986,8 @@
                 <w:sz w:val="20"/>
                 <w:szCs w:val="20"/>
               </w:rPr>
-              <w:t>Hotels</w:t>
-            </w:r>
-            <w:proofErr w:type="spellEnd"/>
-            <w:r>
-              <w:rPr>
-                <w:i/>
-                <w:iCs/>
-                <w:color w:val="000000"/>
-                <w:sz w:val="20"/>
-                <w:szCs w:val="20"/>
-              </w:rPr>
               <w:t>.</w:t>
             </w:r>
-            <w:r>
-              <w:rPr>
-                <w:i/>
-                <w:iCs/>
-                <w:color w:val="000000"/>
-                <w:sz w:val="20"/>
-                <w:szCs w:val="20"/>
-              </w:rPr>
-              <w:t>.</w:t>
-            </w:r>
-            <w:proofErr w:type="gramEnd"/>
           </w:p>
         </w:tc>
         <w:tc>
@@ -9984,7 +9057,6 @@
                 <w:szCs w:val="20"/>
               </w:rPr>
             </w:pPr>
-            <w:proofErr w:type="spellStart"/>
             <w:r>
               <w:rPr>
                 <w:i/>
@@ -9993,31 +9065,8 @@
                 <w:sz w:val="20"/>
                 <w:szCs w:val="20"/>
               </w:rPr>
-              <w:t>Luxury</w:t>
-            </w:r>
-            <w:proofErr w:type="spellEnd"/>
-            <w:r>
-              <w:rPr>
-                <w:i/>
-                <w:iCs/>
-                <w:color w:val="000000"/>
-                <w:sz w:val="20"/>
-                <w:szCs w:val="20"/>
-              </w:rPr>
-              <w:t xml:space="preserve"> </w:t>
-            </w:r>
-            <w:proofErr w:type="spellStart"/>
-            <w:r>
-              <w:rPr>
-                <w:i/>
-                <w:iCs/>
-                <w:color w:val="000000"/>
-                <w:sz w:val="20"/>
-                <w:szCs w:val="20"/>
-              </w:rPr>
-              <w:t>Hotels</w:t>
-            </w:r>
-            <w:proofErr w:type="spellEnd"/>
+              <w:t>Luxury Hotels</w:t>
+            </w:r>
           </w:p>
         </w:tc>
         <w:tc>
@@ -10095,7 +9144,6 @@
                 <w:szCs w:val="20"/>
               </w:rPr>
             </w:pPr>
-            <w:proofErr w:type="spellStart"/>
             <w:r>
               <w:rPr>
                 <w:i/>
@@ -10104,40 +9152,7 @@
                 <w:sz w:val="20"/>
                 <w:szCs w:val="20"/>
               </w:rPr>
-              <w:t>Midscale</w:t>
-            </w:r>
-            <w:proofErr w:type="spellEnd"/>
-            <w:r>
-              <w:rPr>
-                <w:i/>
-                <w:iCs/>
-                <w:color w:val="000000"/>
-                <w:sz w:val="20"/>
-                <w:szCs w:val="20"/>
-              </w:rPr>
-              <w:t xml:space="preserve"> </w:t>
-            </w:r>
-            <w:proofErr w:type="spellStart"/>
-            <w:r>
-              <w:rPr>
-                <w:i/>
-                <w:iCs/>
-                <w:color w:val="000000"/>
-                <w:sz w:val="20"/>
-                <w:szCs w:val="20"/>
-              </w:rPr>
-              <w:t>Hotels</w:t>
-            </w:r>
-            <w:proofErr w:type="spellEnd"/>
-            <w:r>
-              <w:rPr>
-                <w:i/>
-                <w:iCs/>
-                <w:color w:val="000000"/>
-                <w:sz w:val="20"/>
-                <w:szCs w:val="20"/>
-              </w:rPr>
-              <w:t>.</w:t>
+              <w:t>Midscale Hotels.</w:t>
             </w:r>
           </w:p>
         </w:tc>
@@ -10208,7 +9223,6 @@
                 <w:szCs w:val="20"/>
               </w:rPr>
             </w:pPr>
-            <w:proofErr w:type="spellStart"/>
             <w:r>
               <w:rPr>
                 <w:i/>
@@ -10217,18 +9231,7 @@
                 <w:sz w:val="20"/>
                 <w:szCs w:val="20"/>
               </w:rPr>
-              <w:t>Hostels</w:t>
-            </w:r>
-            <w:proofErr w:type="spellEnd"/>
-            <w:r>
-              <w:rPr>
-                <w:i/>
-                <w:iCs/>
-                <w:color w:val="000000"/>
-                <w:sz w:val="20"/>
-                <w:szCs w:val="20"/>
-              </w:rPr>
-              <w:t>.</w:t>
+              <w:t>Hostels.</w:t>
             </w:r>
           </w:p>
         </w:tc>
@@ -10547,7 +9550,6 @@
                 <w:szCs w:val="20"/>
               </w:rPr>
             </w:pPr>
-            <w:proofErr w:type="spellStart"/>
             <w:r>
               <w:rPr>
                 <w:i/>
@@ -10556,18 +9558,7 @@
                 <w:sz w:val="20"/>
                 <w:szCs w:val="20"/>
               </w:rPr>
-              <w:t>Historic</w:t>
-            </w:r>
-            <w:proofErr w:type="spellEnd"/>
-            <w:r>
-              <w:rPr>
-                <w:i/>
-                <w:iCs/>
-                <w:color w:val="000000"/>
-                <w:sz w:val="20"/>
-                <w:szCs w:val="20"/>
-              </w:rPr>
-              <w:t>.</w:t>
+              <w:t>Historic.</w:t>
             </w:r>
           </w:p>
         </w:tc>
@@ -10804,7 +9795,6 @@
                 <w:szCs w:val="20"/>
               </w:rPr>
             </w:pPr>
-            <w:proofErr w:type="spellStart"/>
             <w:r>
               <w:rPr>
                 <w:i/>
@@ -10813,18 +9803,7 @@
                 <w:sz w:val="20"/>
                 <w:szCs w:val="20"/>
               </w:rPr>
-              <w:t>Relaxing</w:t>
-            </w:r>
-            <w:proofErr w:type="spellEnd"/>
-            <w:r>
-              <w:rPr>
-                <w:i/>
-                <w:iCs/>
-                <w:color w:val="000000"/>
-                <w:sz w:val="20"/>
-                <w:szCs w:val="20"/>
-              </w:rPr>
-              <w:t>.</w:t>
+              <w:t>Relaxing.</w:t>
             </w:r>
           </w:p>
         </w:tc>
@@ -12132,73 +11111,7 @@
                 <w:sz w:val="20"/>
                 <w:szCs w:val="20"/>
               </w:rPr>
-              <w:t xml:space="preserve">She </w:t>
-            </w:r>
-            <w:proofErr w:type="spellStart"/>
-            <w:r>
-              <w:rPr>
-                <w:i/>
-                <w:iCs/>
-                <w:color w:val="000000"/>
-                <w:sz w:val="20"/>
-                <w:szCs w:val="20"/>
-              </w:rPr>
-              <w:t>helps</w:t>
-            </w:r>
-            <w:proofErr w:type="spellEnd"/>
-            <w:r>
-              <w:rPr>
-                <w:i/>
-                <w:iCs/>
-                <w:color w:val="000000"/>
-                <w:sz w:val="20"/>
-                <w:szCs w:val="20"/>
-              </w:rPr>
-              <w:t xml:space="preserve"> </w:t>
-            </w:r>
-            <w:proofErr w:type="spellStart"/>
-            <w:r>
-              <w:rPr>
-                <w:i/>
-                <w:iCs/>
-                <w:color w:val="000000"/>
-                <w:sz w:val="20"/>
-                <w:szCs w:val="20"/>
-              </w:rPr>
-              <w:t>the</w:t>
-            </w:r>
-            <w:proofErr w:type="spellEnd"/>
-            <w:r>
-              <w:rPr>
-                <w:i/>
-                <w:iCs/>
-                <w:color w:val="000000"/>
-                <w:sz w:val="20"/>
-                <w:szCs w:val="20"/>
-              </w:rPr>
-              <w:t xml:space="preserve"> </w:t>
-            </w:r>
-            <w:proofErr w:type="spellStart"/>
-            <w:r>
-              <w:rPr>
-                <w:i/>
-                <w:iCs/>
-                <w:color w:val="000000"/>
-                <w:sz w:val="20"/>
-                <w:szCs w:val="20"/>
-              </w:rPr>
-              <w:t>customer</w:t>
-            </w:r>
-            <w:proofErr w:type="spellEnd"/>
-            <w:r>
-              <w:rPr>
-                <w:i/>
-                <w:iCs/>
-                <w:color w:val="000000"/>
-                <w:sz w:val="20"/>
-                <w:szCs w:val="20"/>
-              </w:rPr>
-              <w:t>.</w:t>
+              <w:t>She helps the customer.</w:t>
             </w:r>
           </w:p>
         </w:tc>
@@ -12277,73 +11190,7 @@
                 <w:sz w:val="20"/>
                 <w:szCs w:val="20"/>
               </w:rPr>
-              <w:t xml:space="preserve">They are </w:t>
-            </w:r>
-            <w:proofErr w:type="spellStart"/>
-            <w:r>
-              <w:rPr>
-                <w:i/>
-                <w:iCs/>
-                <w:color w:val="000000"/>
-                <w:sz w:val="20"/>
-                <w:szCs w:val="20"/>
-              </w:rPr>
-              <w:t>helping</w:t>
-            </w:r>
-            <w:proofErr w:type="spellEnd"/>
-            <w:r>
-              <w:rPr>
-                <w:i/>
-                <w:iCs/>
-                <w:color w:val="000000"/>
-                <w:sz w:val="20"/>
-                <w:szCs w:val="20"/>
-              </w:rPr>
-              <w:t xml:space="preserve"> </w:t>
-            </w:r>
-            <w:proofErr w:type="spellStart"/>
-            <w:r>
-              <w:rPr>
-                <w:i/>
-                <w:iCs/>
-                <w:color w:val="000000"/>
-                <w:sz w:val="20"/>
-                <w:szCs w:val="20"/>
-              </w:rPr>
-              <w:t>the</w:t>
-            </w:r>
-            <w:proofErr w:type="spellEnd"/>
-            <w:r>
-              <w:rPr>
-                <w:i/>
-                <w:iCs/>
-                <w:color w:val="000000"/>
-                <w:sz w:val="20"/>
-                <w:szCs w:val="20"/>
-              </w:rPr>
-              <w:t xml:space="preserve"> </w:t>
-            </w:r>
-            <w:proofErr w:type="spellStart"/>
-            <w:r>
-              <w:rPr>
-                <w:i/>
-                <w:iCs/>
-                <w:color w:val="000000"/>
-                <w:sz w:val="20"/>
-                <w:szCs w:val="20"/>
-              </w:rPr>
-              <w:t>guest</w:t>
-            </w:r>
-            <w:proofErr w:type="spellEnd"/>
-            <w:r>
-              <w:rPr>
-                <w:i/>
-                <w:iCs/>
-                <w:color w:val="000000"/>
-                <w:sz w:val="20"/>
-                <w:szCs w:val="20"/>
-              </w:rPr>
-              <w:t>.</w:t>
+              <w:t>They are helping the guest.</w:t>
             </w:r>
           </w:p>
         </w:tc>
@@ -12422,108 +11269,8 @@
                 <w:sz w:val="20"/>
                 <w:szCs w:val="20"/>
               </w:rPr>
-              <w:t xml:space="preserve">He </w:t>
-            </w:r>
-            <w:proofErr w:type="spellStart"/>
-            <w:r>
-              <w:rPr>
-                <w:i/>
-                <w:iCs/>
-                <w:color w:val="000000"/>
-                <w:sz w:val="20"/>
-                <w:szCs w:val="20"/>
-              </w:rPr>
-              <w:t>does</w:t>
-            </w:r>
-            <w:proofErr w:type="spellEnd"/>
-            <w:r>
-              <w:rPr>
-                <w:i/>
-                <w:iCs/>
-                <w:color w:val="000000"/>
-                <w:sz w:val="20"/>
-                <w:szCs w:val="20"/>
-              </w:rPr>
-              <w:t xml:space="preserve"> </w:t>
-            </w:r>
-            <w:proofErr w:type="spellStart"/>
-            <w:r>
-              <w:rPr>
-                <w:i/>
-                <w:iCs/>
-                <w:color w:val="000000"/>
-                <w:sz w:val="20"/>
-                <w:szCs w:val="20"/>
-              </w:rPr>
-              <w:t>not</w:t>
-            </w:r>
-            <w:proofErr w:type="spellEnd"/>
-            <w:r>
-              <w:rPr>
-                <w:i/>
-                <w:iCs/>
-                <w:color w:val="000000"/>
-                <w:sz w:val="20"/>
-                <w:szCs w:val="20"/>
-              </w:rPr>
-              <w:t xml:space="preserve"> </w:t>
-            </w:r>
-            <w:proofErr w:type="spellStart"/>
-            <w:r>
-              <w:rPr>
-                <w:i/>
-                <w:iCs/>
-                <w:color w:val="000000"/>
-                <w:sz w:val="20"/>
-                <w:szCs w:val="20"/>
-              </w:rPr>
-              <w:t>help</w:t>
-            </w:r>
-            <w:proofErr w:type="spellEnd"/>
-            <w:r>
-              <w:rPr>
-                <w:i/>
-                <w:iCs/>
-                <w:color w:val="000000"/>
-                <w:sz w:val="20"/>
-                <w:szCs w:val="20"/>
-              </w:rPr>
-              <w:t xml:space="preserve"> </w:t>
-            </w:r>
-            <w:proofErr w:type="spellStart"/>
-            <w:r>
-              <w:rPr>
-                <w:i/>
-                <w:iCs/>
-                <w:color w:val="000000"/>
-                <w:sz w:val="20"/>
-                <w:szCs w:val="20"/>
-              </w:rPr>
-              <w:t>the</w:t>
-            </w:r>
-            <w:proofErr w:type="spellEnd"/>
-            <w:r>
-              <w:rPr>
-                <w:i/>
-                <w:iCs/>
-                <w:color w:val="000000"/>
-                <w:sz w:val="20"/>
-                <w:szCs w:val="20"/>
-              </w:rPr>
-              <w:t xml:space="preserve"> </w:t>
-            </w:r>
-            <w:proofErr w:type="spellStart"/>
-            <w:r>
-              <w:rPr>
-                <w:i/>
-                <w:iCs/>
-                <w:color w:val="000000"/>
-                <w:sz w:val="20"/>
-                <w:szCs w:val="20"/>
-              </w:rPr>
-              <w:t>customer</w:t>
-            </w:r>
-            <w:proofErr w:type="spellEnd"/>
+              <w:t>He does not help the customer</w:t>
+            </w:r>
             <w:r>
               <w:rPr>
                 <w:i/>
@@ -12611,7 +11358,6 @@
                 <w:szCs w:val="20"/>
               </w:rPr>
             </w:pPr>
-            <w:proofErr w:type="spellStart"/>
             <w:r>
               <w:rPr>
                 <w:i/>
@@ -12620,84 +11366,7 @@
                 <w:sz w:val="20"/>
                 <w:szCs w:val="20"/>
               </w:rPr>
-              <w:t>We</w:t>
-            </w:r>
-            <w:proofErr w:type="spellEnd"/>
-            <w:r>
-              <w:rPr>
-                <w:i/>
-                <w:iCs/>
-                <w:color w:val="000000"/>
-                <w:sz w:val="20"/>
-                <w:szCs w:val="20"/>
-              </w:rPr>
-              <w:t xml:space="preserve"> </w:t>
-            </w:r>
-            <w:proofErr w:type="spellStart"/>
-            <w:r>
-              <w:rPr>
-                <w:i/>
-                <w:iCs/>
-                <w:color w:val="000000"/>
-                <w:sz w:val="20"/>
-                <w:szCs w:val="20"/>
-              </w:rPr>
-              <w:t>helped</w:t>
-            </w:r>
-            <w:proofErr w:type="spellEnd"/>
-            <w:r>
-              <w:rPr>
-                <w:i/>
-                <w:iCs/>
-                <w:color w:val="000000"/>
-                <w:sz w:val="20"/>
-                <w:szCs w:val="20"/>
-              </w:rPr>
-              <w:t xml:space="preserve"> </w:t>
-            </w:r>
-            <w:proofErr w:type="spellStart"/>
-            <w:r>
-              <w:rPr>
-                <w:i/>
-                <w:iCs/>
-                <w:color w:val="000000"/>
-                <w:sz w:val="20"/>
-                <w:szCs w:val="20"/>
-              </w:rPr>
-              <w:t>the</w:t>
-            </w:r>
-            <w:proofErr w:type="spellEnd"/>
-            <w:r>
-              <w:rPr>
-                <w:i/>
-                <w:iCs/>
-                <w:color w:val="000000"/>
-                <w:sz w:val="20"/>
-                <w:szCs w:val="20"/>
-              </w:rPr>
-              <w:t xml:space="preserve"> </w:t>
-            </w:r>
-            <w:proofErr w:type="spellStart"/>
-            <w:r>
-              <w:rPr>
-                <w:i/>
-                <w:iCs/>
-                <w:color w:val="000000"/>
-                <w:sz w:val="20"/>
-                <w:szCs w:val="20"/>
-              </w:rPr>
-              <w:t>visitor</w:t>
-            </w:r>
-            <w:proofErr w:type="spellEnd"/>
-            <w:r>
-              <w:rPr>
-                <w:i/>
-                <w:iCs/>
-                <w:color w:val="000000"/>
-                <w:sz w:val="20"/>
-                <w:szCs w:val="20"/>
-              </w:rPr>
-              <w:t>.</w:t>
+              <w:t>We helped the visitor.</w:t>
             </w:r>
           </w:p>
         </w:tc>
@@ -12781,55 +11450,7 @@
                 <w:sz w:val="20"/>
                 <w:szCs w:val="20"/>
               </w:rPr>
-              <w:t>“do/</w:t>
-            </w:r>
-            <w:proofErr w:type="spellStart"/>
-            <w:r>
-              <w:rPr>
-                <w:rFonts w:eastAsia="Calibri"/>
-                <w:bCs/>
-                <w:i/>
-                <w:iCs/>
-                <w:sz w:val="20"/>
-                <w:szCs w:val="20"/>
-              </w:rPr>
-              <w:t>does</w:t>
-            </w:r>
-            <w:proofErr w:type="spellEnd"/>
-            <w:r>
-              <w:rPr>
-                <w:rFonts w:eastAsia="Calibri"/>
-                <w:bCs/>
-                <w:i/>
-                <w:iCs/>
-                <w:sz w:val="20"/>
-                <w:szCs w:val="20"/>
-              </w:rPr>
-              <w:t>” + “</w:t>
-            </w:r>
-            <w:proofErr w:type="spellStart"/>
-            <w:r>
-              <w:rPr>
-                <w:rFonts w:eastAsia="Calibri"/>
-                <w:bCs/>
-                <w:i/>
-                <w:iCs/>
-                <w:sz w:val="20"/>
-                <w:szCs w:val="20"/>
-              </w:rPr>
-              <w:t>not</w:t>
-            </w:r>
-            <w:proofErr w:type="spellEnd"/>
-            <w:r>
-              <w:rPr>
-                <w:rFonts w:eastAsia="Calibri"/>
-                <w:bCs/>
-                <w:i/>
-                <w:iCs/>
-                <w:sz w:val="20"/>
-                <w:szCs w:val="20"/>
-              </w:rPr>
-              <w:t>”.</w:t>
+              <w:t>“do/does” + “not”.</w:t>
             </w:r>
           </w:p>
         </w:tc>
@@ -12945,29 +11566,7 @@
                 <w:szCs w:val="20"/>
                 <w:lang w:val="es-CO"/>
               </w:rPr>
-              <w:t>¿Cuál es el objetivo principal del componente formativo “</w:t>
-            </w:r>
-            <w:proofErr w:type="gramStart"/>
-            <w:r>
-              <w:rPr>
-                <w:b/>
-                <w:bCs/>
-                <w:sz w:val="20"/>
-                <w:szCs w:val="20"/>
-                <w:lang w:val="es-CO"/>
-              </w:rPr>
-              <w:t>Inglés</w:t>
-            </w:r>
-            <w:proofErr w:type="gramEnd"/>
-            <w:r>
-              <w:rPr>
-                <w:b/>
-                <w:bCs/>
-                <w:sz w:val="20"/>
-                <w:szCs w:val="20"/>
-                <w:lang w:val="es-CO"/>
-              </w:rPr>
-              <w:t xml:space="preserve"> básico para servicio de recepción”?</w:t>
+              <w:t>¿Cuál es el objetivo principal del componente formativo “Inglés básico para servicio de recepción”?</w:t>
             </w:r>
           </w:p>
         </w:tc>
@@ -13963,7 +12562,7 @@
 </file>
 
 <file path=word/endnotes.xml><?xml version="1.0" encoding="utf-8"?>
-<w:endnotes xmlns:wpc="http://schemas.microsoft.com/office/word/2010/wordprocessingCanvas" xmlns:cx="http://schemas.microsoft.com/office/drawing/2014/chartex" xmlns:cx1="http://schemas.microsoft.com/office/drawing/2015/9/8/chartex" xmlns:cx2="http://schemas.microsoft.com/office/drawing/2015/10/21/chartex" xmlns:cx3="http://schemas.microsoft.com/office/drawing/2016/5/9/chartex" xmlns:cx4="http://schemas.microsoft.com/office/drawing/2016/5/10/chartex" xmlns:cx5="http://schemas.microsoft.com/office/drawing/2016/5/11/chartex" xmlns:cx6="http://schemas.microsoft.com/office/drawing/2016/5/12/chartex" xmlns:cx7="http://schemas.microsoft.com/office/drawing/2016/5/13/chartex" xmlns:cx8="http://schemas.microsoft.com/office/drawing/2016/5/14/chartex" xmlns:mc="http://schemas.openxmlformats.org/markup-compatibility/2006" xmlns:aink="http://schemas.microsoft.com/office/drawing/2016/ink" xmlns:am3d="http://schemas.microsoft.com/office/drawing/2017/model3d" xmlns:o="urn:schemas-microsoft-com:office:office" xmlns:oel="http://schemas.microsoft.com/office/2019/extlst" xmlns:r="http://schemas.openxmlformats.org/officeDocument/2006/relationships" xmlns:m="http://schemas.openxmlformats.org/officeDocument/2006/math" xmlns:v="urn:schemas-microsoft-com:vml" xmlns:wp14="http://schemas.microsoft.com/office/word/2010/wordprocessingDrawing" xmlns:wp="http://schemas.openxmlformats.org/drawingml/2006/wordprocessingDrawing" xmlns:w10="urn:schemas-microsoft-com:office:word" xmlns:w="http://schemas.openxmlformats.org/wordprocessingml/2006/main" xmlns:w14="http://schemas.microsoft.com/office/word/2010/wordml" xmlns:w15="http://schemas.microsoft.com/office/word/2012/wordml" xmlns:w16cex="http://schemas.microsoft.com/office/word/2018/wordml/cex" xmlns:w16cid="http://schemas.microsoft.com/office/word/2016/wordml/cid" xmlns:w16="http://schemas.microsoft.com/office/word/2018/wordml" xmlns:w16du="http://schemas.microsoft.com/office/word/2023/wordml/word16du" xmlns:w16sdtdh="http://schemas.microsoft.com/office/word/2020/wordml/sdtdatahash" xmlns:w16sdtfl="http://schemas.microsoft.com/office/word/2024/wordml/sdtformatlock" xmlns:w16se="http://schemas.microsoft.com/office/word/2015/wordml/symex" xmlns:wpg="http://schemas.microsoft.com/office/word/2010/wordprocessingGroup" xmlns:wpi="http://schemas.microsoft.com/office/word/2010/wordprocessingInk" xmlns:wne="http://schemas.microsoft.com/office/word/2006/wordml" xmlns:wps="http://schemas.microsoft.com/office/word/2010/wordprocessingShape" mc:Ignorable="w14 w15 w16se w16cid w16 w16cex w16sdtdh w16sdtfl w16du wp14">
+<w:endnotes xmlns:wpc="http://schemas.microsoft.com/office/word/2010/wordprocessingCanvas" xmlns:cx="http://schemas.microsoft.com/office/drawing/2014/chartex" xmlns:cx1="http://schemas.microsoft.com/office/drawing/2015/9/8/chartex" xmlns:cx2="http://schemas.microsoft.com/office/drawing/2015/10/21/chartex" xmlns:cx3="http://schemas.microsoft.com/office/drawing/2016/5/9/chartex" xmlns:cx4="http://schemas.microsoft.com/office/drawing/2016/5/10/chartex" xmlns:cx5="http://schemas.microsoft.com/office/drawing/2016/5/11/chartex" xmlns:cx6="http://schemas.microsoft.com/office/drawing/2016/5/12/chartex" xmlns:cx7="http://schemas.microsoft.com/office/drawing/2016/5/13/chartex" xmlns:cx8="http://schemas.microsoft.com/office/drawing/2016/5/14/chartex" xmlns:mc="http://schemas.openxmlformats.org/markup-compatibility/2006" xmlns:m="http://schemas.openxmlformats.org/officeDocument/2006/math" xmlns:aink="http://schemas.microsoft.com/office/drawing/2016/ink" xmlns:am3d="http://schemas.microsoft.com/office/drawing/2017/model3d" xmlns:oel="http://schemas.microsoft.com/office/2019/extlst" xmlns:r="http://schemas.openxmlformats.org/officeDocument/2006/relationships" xmlns:wp14="http://schemas.microsoft.com/office/word/2010/wordprocessingDrawing" xmlns:wp="http://schemas.openxmlformats.org/drawingml/2006/wordprocessingDrawing" xmlns:wpg="http://schemas.microsoft.com/office/word/2010/wordprocessingGroup" xmlns:wpi="http://schemas.microsoft.com/office/word/2010/wordprocessingInk" xmlns:wps="http://schemas.microsoft.com/office/word/2010/wordprocessingShape" xmlns:o="urn:schemas-microsoft-com:office:office" xmlns:v="urn:schemas-microsoft-com:vml" xmlns:w10="urn:schemas-microsoft-com:office:word" xmlns:w="http://schemas.openxmlformats.org/wordprocessingml/2006/main" xmlns:w14="http://schemas.microsoft.com/office/word/2010/wordml" xmlns:w15="http://schemas.microsoft.com/office/word/2012/wordml" xmlns:w16cex="http://schemas.microsoft.com/office/word/2018/wordml/cex" xmlns:w16cid="http://schemas.microsoft.com/office/word/2016/wordml/cid" xmlns:w16="http://schemas.microsoft.com/office/word/2018/wordml" xmlns:w16sdtdh="http://schemas.microsoft.com/office/word/2020/wordml/sdtdatahash" xmlns:w16sdtfl="http://schemas.microsoft.com/office/word/2024/wordml/sdtformatlock" xmlns:w16se="http://schemas.microsoft.com/office/word/2015/wordml/symex" xmlns:w16du="http://schemas.microsoft.com/office/word/2023/wordml/word16du" xmlns:wne="http://schemas.microsoft.com/office/word/2006/wordml" mc:Ignorable="w14 w15 w16se w16cid w16 w16cex w16sdtdh w16sdtfl w16du wp14">
   <w:endnote w:type="separator" w:id="-1">
     <w:p>
       <w:pPr>
@@ -13988,7 +12587,7 @@
 </file>
 
 <file path=word/footnotes.xml><?xml version="1.0" encoding="utf-8"?>
-<w:footnotes xmlns:wpc="http://schemas.microsoft.com/office/word/2010/wordprocessingCanvas" xmlns:cx="http://schemas.microsoft.com/office/drawing/2014/chartex" xmlns:cx1="http://schemas.microsoft.com/office/drawing/2015/9/8/chartex" xmlns:cx2="http://schemas.microsoft.com/office/drawing/2015/10/21/chartex" xmlns:cx3="http://schemas.microsoft.com/office/drawing/2016/5/9/chartex" xmlns:cx4="http://schemas.microsoft.com/office/drawing/2016/5/10/chartex" xmlns:cx5="http://schemas.microsoft.com/office/drawing/2016/5/11/chartex" xmlns:cx6="http://schemas.microsoft.com/office/drawing/2016/5/12/chartex" xmlns:cx7="http://schemas.microsoft.com/office/drawing/2016/5/13/chartex" xmlns:cx8="http://schemas.microsoft.com/office/drawing/2016/5/14/chartex" xmlns:mc="http://schemas.openxmlformats.org/markup-compatibility/2006" xmlns:aink="http://schemas.microsoft.com/office/drawing/2016/ink" xmlns:am3d="http://schemas.microsoft.com/office/drawing/2017/model3d" xmlns:o="urn:schemas-microsoft-com:office:office" xmlns:oel="http://schemas.microsoft.com/office/2019/extlst" xmlns:r="http://schemas.openxmlformats.org/officeDocument/2006/relationships" xmlns:m="http://schemas.openxmlformats.org/officeDocument/2006/math" xmlns:v="urn:schemas-microsoft-com:vml" xmlns:wp14="http://schemas.microsoft.com/office/word/2010/wordprocessingDrawing" xmlns:wp="http://schemas.openxmlformats.org/drawingml/2006/wordprocessingDrawing" xmlns:w10="urn:schemas-microsoft-com:office:word" xmlns:w="http://schemas.openxmlformats.org/wordprocessingml/2006/main" xmlns:w14="http://schemas.microsoft.com/office/word/2010/wordml" xmlns:w15="http://schemas.microsoft.com/office/word/2012/wordml" xmlns:w16cex="http://schemas.microsoft.com/office/word/2018/wordml/cex" xmlns:w16cid="http://schemas.microsoft.com/office/word/2016/wordml/cid" xmlns:w16="http://schemas.microsoft.com/office/word/2018/wordml" xmlns:w16du="http://schemas.microsoft.com/office/word/2023/wordml/word16du" xmlns:w16sdtdh="http://schemas.microsoft.com/office/word/2020/wordml/sdtdatahash" xmlns:w16sdtfl="http://schemas.microsoft.com/office/word/2024/wordml/sdtformatlock" xmlns:w16se="http://schemas.microsoft.com/office/word/2015/wordml/symex" xmlns:wpg="http://schemas.microsoft.com/office/word/2010/wordprocessingGroup" xmlns:wpi="http://schemas.microsoft.com/office/word/2010/wordprocessingInk" xmlns:wne="http://schemas.microsoft.com/office/word/2006/wordml" xmlns:wps="http://schemas.microsoft.com/office/word/2010/wordprocessingShape" mc:Ignorable="w14 w15 w16se w16cid w16 w16cex w16sdtdh w16sdtfl w16du wp14">
+<w:footnotes xmlns:wpc="http://schemas.microsoft.com/office/word/2010/wordprocessingCanvas" xmlns:cx="http://schemas.microsoft.com/office/drawing/2014/chartex" xmlns:cx1="http://schemas.microsoft.com/office/drawing/2015/9/8/chartex" xmlns:cx2="http://schemas.microsoft.com/office/drawing/2015/10/21/chartex" xmlns:cx3="http://schemas.microsoft.com/office/drawing/2016/5/9/chartex" xmlns:cx4="http://schemas.microsoft.com/office/drawing/2016/5/10/chartex" xmlns:cx5="http://schemas.microsoft.com/office/drawing/2016/5/11/chartex" xmlns:cx6="http://schemas.microsoft.com/office/drawing/2016/5/12/chartex" xmlns:cx7="http://schemas.microsoft.com/office/drawing/2016/5/13/chartex" xmlns:cx8="http://schemas.microsoft.com/office/drawing/2016/5/14/chartex" xmlns:mc="http://schemas.openxmlformats.org/markup-compatibility/2006" xmlns:m="http://schemas.openxmlformats.org/officeDocument/2006/math" xmlns:aink="http://schemas.microsoft.com/office/drawing/2016/ink" xmlns:am3d="http://schemas.microsoft.com/office/drawing/2017/model3d" xmlns:oel="http://schemas.microsoft.com/office/2019/extlst" xmlns:r="http://schemas.openxmlformats.org/officeDocument/2006/relationships" xmlns:wp14="http://schemas.microsoft.com/office/word/2010/wordprocessingDrawing" xmlns:wp="http://schemas.openxmlformats.org/drawingml/2006/wordprocessingDrawing" xmlns:wpg="http://schemas.microsoft.com/office/word/2010/wordprocessingGroup" xmlns:wpi="http://schemas.microsoft.com/office/word/2010/wordprocessingInk" xmlns:wps="http://schemas.microsoft.com/office/word/2010/wordprocessingShape" xmlns:o="urn:schemas-microsoft-com:office:office" xmlns:v="urn:schemas-microsoft-com:vml" xmlns:w10="urn:schemas-microsoft-com:office:word" xmlns:w="http://schemas.openxmlformats.org/wordprocessingml/2006/main" xmlns:w14="http://schemas.microsoft.com/office/word/2010/wordml" xmlns:w15="http://schemas.microsoft.com/office/word/2012/wordml" xmlns:w16cex="http://schemas.microsoft.com/office/word/2018/wordml/cex" xmlns:w16cid="http://schemas.microsoft.com/office/word/2016/wordml/cid" xmlns:w16="http://schemas.microsoft.com/office/word/2018/wordml" xmlns:w16sdtdh="http://schemas.microsoft.com/office/word/2020/wordml/sdtdatahash" xmlns:w16sdtfl="http://schemas.microsoft.com/office/word/2024/wordml/sdtformatlock" xmlns:w16se="http://schemas.microsoft.com/office/word/2015/wordml/symex" xmlns:w16du="http://schemas.microsoft.com/office/word/2023/wordml/word16du" xmlns:wne="http://schemas.microsoft.com/office/word/2006/wordml" mc:Ignorable="w14 w15 w16se w16cid w16 w16cex w16sdtdh w16sdtfl w16du wp14">
   <w:footnote w:type="separator" w:id="-1">
     <w:p>
       <w:pPr>
@@ -14013,7 +12612,7 @@
 </file>
 
 <file path=word/header1.xml><?xml version="1.0" encoding="utf-8"?>
-<w:hdr xmlns:wpc="http://schemas.microsoft.com/office/word/2010/wordprocessingCanvas" xmlns:cx="http://schemas.microsoft.com/office/drawing/2014/chartex" xmlns:cx1="http://schemas.microsoft.com/office/drawing/2015/9/8/chartex" xmlns:cx2="http://schemas.microsoft.com/office/drawing/2015/10/21/chartex" xmlns:cx3="http://schemas.microsoft.com/office/drawing/2016/5/9/chartex" xmlns:cx4="http://schemas.microsoft.com/office/drawing/2016/5/10/chartex" xmlns:cx5="http://schemas.microsoft.com/office/drawing/2016/5/11/chartex" xmlns:cx6="http://schemas.microsoft.com/office/drawing/2016/5/12/chartex" xmlns:cx7="http://schemas.microsoft.com/office/drawing/2016/5/13/chartex" xmlns:cx8="http://schemas.microsoft.com/office/drawing/2016/5/14/chartex" xmlns:mc="http://schemas.openxmlformats.org/markup-compatibility/2006" xmlns:aink="http://schemas.microsoft.com/office/drawing/2016/ink" xmlns:am3d="http://schemas.microsoft.com/office/drawing/2017/model3d" xmlns:o="urn:schemas-microsoft-com:office:office" xmlns:oel="http://schemas.microsoft.com/office/2019/extlst" xmlns:r="http://schemas.openxmlformats.org/officeDocument/2006/relationships" xmlns:m="http://schemas.openxmlformats.org/officeDocument/2006/math" xmlns:v="urn:schemas-microsoft-com:vml" xmlns:wp14="http://schemas.microsoft.com/office/word/2010/wordprocessingDrawing" xmlns:wp="http://schemas.openxmlformats.org/drawingml/2006/wordprocessingDrawing" xmlns:w10="urn:schemas-microsoft-com:office:word" xmlns:w="http://schemas.openxmlformats.org/wordprocessingml/2006/main" xmlns:w14="http://schemas.microsoft.com/office/word/2010/wordml" xmlns:w15="http://schemas.microsoft.com/office/word/2012/wordml" xmlns:w16cex="http://schemas.microsoft.com/office/word/2018/wordml/cex" xmlns:w16cid="http://schemas.microsoft.com/office/word/2016/wordml/cid" xmlns:w16="http://schemas.microsoft.com/office/word/2018/wordml" xmlns:w16du="http://schemas.microsoft.com/office/word/2023/wordml/word16du" xmlns:w16sdtdh="http://schemas.microsoft.com/office/word/2020/wordml/sdtdatahash" xmlns:w16sdtfl="http://schemas.microsoft.com/office/word/2024/wordml/sdtformatlock" xmlns:w16se="http://schemas.microsoft.com/office/word/2015/wordml/symex" xmlns:wpg="http://schemas.microsoft.com/office/word/2010/wordprocessingGroup" xmlns:wpi="http://schemas.microsoft.com/office/word/2010/wordprocessingInk" xmlns:wne="http://schemas.microsoft.com/office/word/2006/wordml" xmlns:wps="http://schemas.microsoft.com/office/word/2010/wordprocessingShape" mc:Ignorable="w14 w15 w16se w16cid w16 w16cex w16sdtdh w16sdtfl w16du wp14">
+<w:hdr xmlns:wpc="http://schemas.microsoft.com/office/word/2010/wordprocessingCanvas" xmlns:cx="http://schemas.microsoft.com/office/drawing/2014/chartex" xmlns:cx1="http://schemas.microsoft.com/office/drawing/2015/9/8/chartex" xmlns:cx2="http://schemas.microsoft.com/office/drawing/2015/10/21/chartex" xmlns:cx3="http://schemas.microsoft.com/office/drawing/2016/5/9/chartex" xmlns:cx4="http://schemas.microsoft.com/office/drawing/2016/5/10/chartex" xmlns:cx5="http://schemas.microsoft.com/office/drawing/2016/5/11/chartex" xmlns:cx6="http://schemas.microsoft.com/office/drawing/2016/5/12/chartex" xmlns:cx7="http://schemas.microsoft.com/office/drawing/2016/5/13/chartex" xmlns:cx8="http://schemas.microsoft.com/office/drawing/2016/5/14/chartex" xmlns:mc="http://schemas.openxmlformats.org/markup-compatibility/2006" xmlns:m="http://schemas.openxmlformats.org/officeDocument/2006/math" xmlns:aink="http://schemas.microsoft.com/office/drawing/2016/ink" xmlns:am3d="http://schemas.microsoft.com/office/drawing/2017/model3d" xmlns:oel="http://schemas.microsoft.com/office/2019/extlst" xmlns:r="http://schemas.openxmlformats.org/officeDocument/2006/relationships" xmlns:wp14="http://schemas.microsoft.com/office/word/2010/wordprocessingDrawing" xmlns:wp="http://schemas.openxmlformats.org/drawingml/2006/wordprocessingDrawing" xmlns:wpg="http://schemas.microsoft.com/office/word/2010/wordprocessingGroup" xmlns:wpi="http://schemas.microsoft.com/office/word/2010/wordprocessingInk" xmlns:wps="http://schemas.microsoft.com/office/word/2010/wordprocessingShape" xmlns:o="urn:schemas-microsoft-com:office:office" xmlns:v="urn:schemas-microsoft-com:vml" xmlns:w10="urn:schemas-microsoft-com:office:word" xmlns:w="http://schemas.openxmlformats.org/wordprocessingml/2006/main" xmlns:w14="http://schemas.microsoft.com/office/word/2010/wordml" xmlns:w15="http://schemas.microsoft.com/office/word/2012/wordml" xmlns:w16cex="http://schemas.microsoft.com/office/word/2018/wordml/cex" xmlns:w16cid="http://schemas.microsoft.com/office/word/2016/wordml/cid" xmlns:w16="http://schemas.microsoft.com/office/word/2018/wordml" xmlns:w16sdtdh="http://schemas.microsoft.com/office/word/2020/wordml/sdtdatahash" xmlns:w16sdtfl="http://schemas.microsoft.com/office/word/2024/wordml/sdtformatlock" xmlns:w16se="http://schemas.microsoft.com/office/word/2015/wordml/symex" xmlns:w16du="http://schemas.microsoft.com/office/word/2023/wordml/word16du" xmlns:wne="http://schemas.microsoft.com/office/word/2006/wordml" mc:Ignorable="w14 w15 w16se w16cid w16 w16cex w16sdtdh w16sdtfl w16du wp14">
   <w:p>
     <w:pPr>
       <w:pBdr>
@@ -14214,7 +12813,7 @@
 </file>
 
 <file path=word/numbering.xml><?xml version="1.0" encoding="utf-8"?>
-<w:numbering xmlns:wpc="http://schemas.microsoft.com/office/word/2010/wordprocessingCanvas" xmlns:cx="http://schemas.microsoft.com/office/drawing/2014/chartex" xmlns:cx1="http://schemas.microsoft.com/office/drawing/2015/9/8/chartex" xmlns:cx2="http://schemas.microsoft.com/office/drawing/2015/10/21/chartex" xmlns:cx3="http://schemas.microsoft.com/office/drawing/2016/5/9/chartex" xmlns:cx4="http://schemas.microsoft.com/office/drawing/2016/5/10/chartex" xmlns:cx5="http://schemas.microsoft.com/office/drawing/2016/5/11/chartex" xmlns:cx6="http://schemas.microsoft.com/office/drawing/2016/5/12/chartex" xmlns:cx7="http://schemas.microsoft.com/office/drawing/2016/5/13/chartex" xmlns:cx8="http://schemas.microsoft.com/office/drawing/2016/5/14/chartex" xmlns:mc="http://schemas.openxmlformats.org/markup-compatibility/2006" xmlns:aink="http://schemas.microsoft.com/office/drawing/2016/ink" xmlns:am3d="http://schemas.microsoft.com/office/drawing/2017/model3d" xmlns:o="urn:schemas-microsoft-com:office:office" xmlns:oel="http://schemas.microsoft.com/office/2019/extlst" xmlns:r="http://schemas.openxmlformats.org/officeDocument/2006/relationships" xmlns:m="http://schemas.openxmlformats.org/officeDocument/2006/math" xmlns:v="urn:schemas-microsoft-com:vml" xmlns:wp14="http://schemas.microsoft.com/office/word/2010/wordprocessingDrawing" xmlns:wp="http://schemas.openxmlformats.org/drawingml/2006/wordprocessingDrawing" xmlns:w10="urn:schemas-microsoft-com:office:word" xmlns:w="http://schemas.openxmlformats.org/wordprocessingml/2006/main" xmlns:w14="http://schemas.microsoft.com/office/word/2010/wordml" xmlns:w15="http://schemas.microsoft.com/office/word/2012/wordml" xmlns:w16cex="http://schemas.microsoft.com/office/word/2018/wordml/cex" xmlns:w16cid="http://schemas.microsoft.com/office/word/2016/wordml/cid" xmlns:w16="http://schemas.microsoft.com/office/word/2018/wordml" xmlns:w16du="http://schemas.microsoft.com/office/word/2023/wordml/word16du" xmlns:w16sdtdh="http://schemas.microsoft.com/office/word/2020/wordml/sdtdatahash" xmlns:w16sdtfl="http://schemas.microsoft.com/office/word/2024/wordml/sdtformatlock" xmlns:w16se="http://schemas.microsoft.com/office/word/2015/wordml/symex" xmlns:wpg="http://schemas.microsoft.com/office/word/2010/wordprocessingGroup" xmlns:wpi="http://schemas.microsoft.com/office/word/2010/wordprocessingInk" xmlns:wne="http://schemas.microsoft.com/office/word/2006/wordml" xmlns:wps="http://schemas.microsoft.com/office/word/2010/wordprocessingShape" mc:Ignorable="w14 w15 w16se w16cid w16 w16cex w16sdtdh w16sdtfl w16du wp14">
+<w:numbering xmlns:wpc="http://schemas.microsoft.com/office/word/2010/wordprocessingCanvas" xmlns:cx="http://schemas.microsoft.com/office/drawing/2014/chartex" xmlns:cx1="http://schemas.microsoft.com/office/drawing/2015/9/8/chartex" xmlns:cx2="http://schemas.microsoft.com/office/drawing/2015/10/21/chartex" xmlns:cx3="http://schemas.microsoft.com/office/drawing/2016/5/9/chartex" xmlns:cx4="http://schemas.microsoft.com/office/drawing/2016/5/10/chartex" xmlns:cx5="http://schemas.microsoft.com/office/drawing/2016/5/11/chartex" xmlns:cx6="http://schemas.microsoft.com/office/drawing/2016/5/12/chartex" xmlns:cx7="http://schemas.microsoft.com/office/drawing/2016/5/13/chartex" xmlns:cx8="http://schemas.microsoft.com/office/drawing/2016/5/14/chartex" xmlns:mc="http://schemas.openxmlformats.org/markup-compatibility/2006" xmlns:m="http://schemas.openxmlformats.org/officeDocument/2006/math" xmlns:aink="http://schemas.microsoft.com/office/drawing/2016/ink" xmlns:am3d="http://schemas.microsoft.com/office/drawing/2017/model3d" xmlns:oel="http://schemas.microsoft.com/office/2019/extlst" xmlns:r="http://schemas.openxmlformats.org/officeDocument/2006/relationships" xmlns:wp14="http://schemas.microsoft.com/office/word/2010/wordprocessingDrawing" xmlns:wp="http://schemas.openxmlformats.org/drawingml/2006/wordprocessingDrawing" xmlns:wpg="http://schemas.microsoft.com/office/word/2010/wordprocessingGroup" xmlns:wpi="http://schemas.microsoft.com/office/word/2010/wordprocessingInk" xmlns:wps="http://schemas.microsoft.com/office/word/2010/wordprocessingShape" xmlns:o="urn:schemas-microsoft-com:office:office" xmlns:v="urn:schemas-microsoft-com:vml" xmlns:w10="urn:schemas-microsoft-com:office:word" xmlns:w="http://schemas.openxmlformats.org/wordprocessingml/2006/main" xmlns:w14="http://schemas.microsoft.com/office/word/2010/wordml" xmlns:w15="http://schemas.microsoft.com/office/word/2012/wordml" xmlns:w16cex="http://schemas.microsoft.com/office/word/2018/wordml/cex" xmlns:w16cid="http://schemas.microsoft.com/office/word/2016/wordml/cid" xmlns:w16="http://schemas.microsoft.com/office/word/2018/wordml" xmlns:w16sdtdh="http://schemas.microsoft.com/office/word/2020/wordml/sdtdatahash" xmlns:w16sdtfl="http://schemas.microsoft.com/office/word/2024/wordml/sdtformatlock" xmlns:w16se="http://schemas.microsoft.com/office/word/2015/wordml/symex" xmlns:w16du="http://schemas.microsoft.com/office/word/2023/wordml/word16du" xmlns:wne="http://schemas.microsoft.com/office/word/2006/wordml" mc:Ignorable="w14 w15 w16se w16cid w16 w16cex w16sdtdh w16sdtfl w16du wp14">
   <w:abstractNum w:abstractNumId="0" w15:restartNumberingAfterBreak="0">
     <w:nsid w:val="2A4E3351"/>
     <w:multiLevelType w:val="hybridMultilevel"/>
@@ -14451,7 +13050,7 @@
 </file>
 
 <file path=word/styles.xml><?xml version="1.0" encoding="utf-8"?>
-<w:styles xmlns:mc="http://schemas.openxmlformats.org/markup-compatibility/2006" xmlns:r="http://schemas.openxmlformats.org/officeDocument/2006/relationships" xmlns:w="http://schemas.openxmlformats.org/wordprocessingml/2006/main" xmlns:w14="http://schemas.microsoft.com/office/word/2010/wordml" xmlns:w15="http://schemas.microsoft.com/office/word/2012/wordml" xmlns:w16cex="http://schemas.microsoft.com/office/word/2018/wordml/cex" xmlns:w16cid="http://schemas.microsoft.com/office/word/2016/wordml/cid" xmlns:w16="http://schemas.microsoft.com/office/word/2018/wordml" xmlns:w16du="http://schemas.microsoft.com/office/word/2023/wordml/word16du" xmlns:w16sdtdh="http://schemas.microsoft.com/office/word/2020/wordml/sdtdatahash" xmlns:w16sdtfl="http://schemas.microsoft.com/office/word/2024/wordml/sdtformatlock" xmlns:w16se="http://schemas.microsoft.com/office/word/2015/wordml/symex" mc:Ignorable="w14 w15 w16se w16cid w16 w16cex w16sdtdh w16sdtfl w16du">
+<w:styles xmlns:mc="http://schemas.openxmlformats.org/markup-compatibility/2006" xmlns:r="http://schemas.openxmlformats.org/officeDocument/2006/relationships" xmlns:w="http://schemas.openxmlformats.org/wordprocessingml/2006/main" xmlns:w14="http://schemas.microsoft.com/office/word/2010/wordml" xmlns:w15="http://schemas.microsoft.com/office/word/2012/wordml" xmlns:w16cex="http://schemas.microsoft.com/office/word/2018/wordml/cex" xmlns:w16cid="http://schemas.microsoft.com/office/word/2016/wordml/cid" xmlns:w16="http://schemas.microsoft.com/office/word/2018/wordml" xmlns:w16sdtdh="http://schemas.microsoft.com/office/word/2020/wordml/sdtdatahash" xmlns:w16sdtfl="http://schemas.microsoft.com/office/word/2024/wordml/sdtformatlock" xmlns:w16se="http://schemas.microsoft.com/office/word/2015/wordml/symex" xmlns:w16du="http://schemas.microsoft.com/office/word/2023/wordml/word16du" mc:Ignorable="w14 w15 w16se w16cid w16 w16cex w16sdtdh w16sdtfl w16du">
   <w:docDefaults>
     <w:rPrDefault>
       <w:rPr>
@@ -14965,6 +13564,7 @@
   <w:style w:type="character" w:default="1" w:styleId="Fuentedeprrafopredeter">
     <w:name w:val="Default Paragraph Font"/>
     <w:uiPriority w:val="1"/>
+    <w:semiHidden/>
     <w:unhideWhenUsed/>
   </w:style>
   <w:style w:type="table" w:default="1" w:styleId="Tablanormal">
@@ -15515,17 +14115,6 @@
 </file>
 
 <file path=customXml/item1.xml><?xml version="1.0" encoding="utf-8"?>
-<p:properties xmlns:p="http://schemas.microsoft.com/office/2006/metadata/properties" xmlns:xsi="http://www.w3.org/2001/XMLSchema-instance" xmlns:pc="http://schemas.microsoft.com/office/infopath/2007/PartnerControls">
-  <documentManagement>
-    <TaxCatchAll xmlns="13c90a0b-73bc-4dc0-be5f-28d77b615beb" xsi:nil="true"/>
-    <lcf76f155ced4ddcb4097134ff3c332f xmlns="13c93bba-48ce-428c-bfe5-88b42c19b028">
-      <Terms xmlns="http://schemas.microsoft.com/office/infopath/2007/PartnerControls"/>
-    </lcf76f155ced4ddcb4097134ff3c332f>
-  </documentManagement>
-</p:properties>
-</file>
-
-<file path=customXml/item2.xml><?xml version="1.0" encoding="utf-8"?>
 <ct:contentTypeSchema xmlns:ct="http://schemas.microsoft.com/office/2006/metadata/contentType" xmlns:ma="http://schemas.microsoft.com/office/2006/metadata/properties/metaAttributes" ct:_="" ma:_="" ma:contentTypeName="Documento" ma:contentTypeID="0x0101006A81D6BD42E8DF4C91013959704817E1" ma:contentTypeVersion="15" ma:contentTypeDescription="Crear nuevo documento." ma:contentTypeScope="" ma:versionID="bf4f72ffd194f0963ff564daca6869f7">
   <xsd:schema xmlns:xsd="http://www.w3.org/2001/XMLSchema" xmlns:xs="http://www.w3.org/2001/XMLSchema" xmlns:p="http://schemas.microsoft.com/office/2006/metadata/properties" xmlns:ns2="13c90a0b-73bc-4dc0-be5f-28d77b615beb" xmlns:ns3="13c93bba-48ce-428c-bfe5-88b42c19b028" targetNamespace="http://schemas.microsoft.com/office/2006/metadata/properties" ma:root="true" ma:fieldsID="8718d6f4873a5b1392a45044efa78385" ns2:_="" ns3:_="">
     <xsd:import namespace="13c90a0b-73bc-4dc0-be5f-28d77b615beb"/>
@@ -15760,6 +14349,17 @@
 </ct:contentTypeSchema>
 </file>
 
+<file path=customXml/item2.xml><?xml version="1.0" encoding="utf-8"?>
+<p:properties xmlns:p="http://schemas.microsoft.com/office/2006/metadata/properties" xmlns:xsi="http://www.w3.org/2001/XMLSchema-instance" xmlns:pc="http://schemas.microsoft.com/office/infopath/2007/PartnerControls">
+  <documentManagement>
+    <TaxCatchAll xmlns="13c90a0b-73bc-4dc0-be5f-28d77b615beb" xsi:nil="true"/>
+    <lcf76f155ced4ddcb4097134ff3c332f xmlns="13c93bba-48ce-428c-bfe5-88b42c19b028">
+      <Terms xmlns="http://schemas.microsoft.com/office/infopath/2007/PartnerControls"/>
+    </lcf76f155ced4ddcb4097134ff3c332f>
+  </documentManagement>
+</p:properties>
+</file>
+
 <file path=customXml/item3.xml><?xml version="1.0" encoding="utf-8"?>
 <?mso-contentType ?>
 <FormTemplates xmlns="http://schemas.microsoft.com/sharepoint/v3/contenttype/forms">
@@ -15770,17 +14370,6 @@
 </file>
 
 <file path=customXml/itemProps1.xml><?xml version="1.0" encoding="utf-8"?>
-<ds:datastoreItem xmlns:ds="http://schemas.openxmlformats.org/officeDocument/2006/customXml" ds:itemID="{29AB67F1-8FF3-4B7A-94A8-FAC388E5205B}">
-  <ds:schemaRefs>
-    <ds:schemaRef ds:uri="http://schemas.microsoft.com/office/2006/metadata/properties"/>
-    <ds:schemaRef ds:uri="http://schemas.microsoft.com/office/infopath/2007/PartnerControls"/>
-    <ds:schemaRef ds:uri="13c90a0b-73bc-4dc0-be5f-28d77b615beb"/>
-    <ds:schemaRef ds:uri="13c93bba-48ce-428c-bfe5-88b42c19b028"/>
-  </ds:schemaRefs>
-</ds:datastoreItem>
-</file>
-
-<file path=customXml/itemProps2.xml><?xml version="1.0" encoding="utf-8"?>
 <ds:datastoreItem xmlns:ds="http://schemas.openxmlformats.org/officeDocument/2006/customXml" ds:itemID="{E1FC9529-6D47-4B18-9109-1DD6F5E4F414}">
   <ds:schemaRefs>
     <ds:schemaRef ds:uri="http://schemas.microsoft.com/office/2006/metadata/contentType"/>
@@ -15799,6 +14388,17 @@
 </ds:datastoreItem>
 </file>
 
+<file path=customXml/itemProps2.xml><?xml version="1.0" encoding="utf-8"?>
+<ds:datastoreItem xmlns:ds="http://schemas.openxmlformats.org/officeDocument/2006/customXml" ds:itemID="{29AB67F1-8FF3-4B7A-94A8-FAC388E5205B}">
+  <ds:schemaRefs>
+    <ds:schemaRef ds:uri="http://schemas.microsoft.com/office/2006/metadata/properties"/>
+    <ds:schemaRef ds:uri="http://schemas.microsoft.com/office/infopath/2007/PartnerControls"/>
+    <ds:schemaRef ds:uri="13c90a0b-73bc-4dc0-be5f-28d77b615beb"/>
+    <ds:schemaRef ds:uri="13c93bba-48ce-428c-bfe5-88b42c19b028"/>
+  </ds:schemaRefs>
+</ds:datastoreItem>
+</file>
+
 <file path=customXml/itemProps3.xml><?xml version="1.0" encoding="utf-8"?>
 <ds:datastoreItem xmlns:ds="http://schemas.openxmlformats.org/officeDocument/2006/customXml" ds:itemID="{D91356B1-0FB8-448B-A74D-2FF735E0C29A}">
   <ds:schemaRefs>
